--- a/nep/docx/002.content.docx
+++ b/nep/docx/002.content.docx
@@ -150,26 +150,6 @@
           <w:lang w:val="ne_NP" w:bidi="ne_NP"/>
         </w:rPr>
         <w:t>आ</w:t>
-      </w:r>
-      <w:r>
-        <w:rPr>
-          <w:lang w:val="ne_NP" w:bidi="ne_NP"/>
-        </w:rPr>
-      </w:r>
-    </w:p>
-    <w:p>
-      <w:pPr/>
-      <w:r>
-        <w:rPr>
-          <w:lang w:val="ne_NP" w:bidi="ne_NP"/>
-        </w:rPr>
-      </w:r>
-      <w:r>
-        <w:rPr>
-          <w:i/>
-          <w:lang w:val="ne_NP" w:bidi="ne_NP"/>
-        </w:rPr>
-        <w:t>आदम (व्यक्ति), आदा, आबिदा</w:t>
       </w:r>
       <w:r>
         <w:rPr>

--- a/nep/docx/002.content.docx
+++ b/nep/docx/002.content.docx
@@ -19,7 +19,7 @@
         <w:rPr>
           <w:lang w:val="ne_NP" w:bidi="ne_NP"/>
         </w:rPr>
-        <w:t>Resource: Bible Dictionary (Tyndale)</w:t>
+        <w:t>Resource: Tyndale Open Bible Dictionary</w:t>
       </w:r>
       <w:r>
         <w:rPr>
@@ -112,7 +112,7 @@
         <w:rPr>
           <w:lang w:val="ne_NP" w:bidi="ne_NP"/>
         </w:rPr>
-        <w:t>Bible Dictionary (Tyndale)</w:t>
+        <w:t>Tyndale Open Bible Dictionary</w:t>
       </w:r>
     </w:p>
     <w:p>

--- a/nep/docx/002.content.docx
+++ b/nep/docx/002.content.docx
@@ -19,7 +19,7 @@
         <w:rPr>
           <w:lang w:val="ne_NP" w:bidi="ne_NP"/>
         </w:rPr>
-        <w:t>Resource: Tyndale Open Bible Dictionary</w:t>
+        <w:t>Resource: Aquifer Open Bible Dictionary</w:t>
       </w:r>
       <w:r>
         <w:rPr>
@@ -112,7 +112,7 @@
         <w:rPr>
           <w:lang w:val="ne_NP" w:bidi="ne_NP"/>
         </w:rPr>
-        <w:t>Tyndale Open Bible Dictionary</w:t>
+        <w:t>Aquifer Open Bible Dictionary</w:t>
       </w:r>
     </w:p>
     <w:p>

--- a/nep/docx/002.content.docx
+++ b/nep/docx/002.content.docx
@@ -265,18 +265,12 @@
         </w:rPr>
         <w:t>आदम र पहिलो महिला हव्वाको सृष्टि उत्पत्तिको पुस्तकमा दुई विवरणहरूमा वर्णन गरिएको छ। पहिलो विवरणको उद्देश्य (</w:t>
       </w:r>
-      <w:hyperlink r:id="rId13">
-        <w:r>
-          <w:rPr>
-            <w:lang w:val="ne_NP" w:bidi="ne_NP"/>
-          </w:rPr>
-          <w:rPr>
-            <w:color w:val="0000EE"/>
-            <w:u w:val="single"/>
-          </w:rPr>
-          <w:t>1:26–31</w:t>
-        </w:r>
-      </w:hyperlink>
+      <w:r>
+        <w:rPr>
+          <w:lang w:val="ne_NP" w:bidi="ne_NP"/>
+        </w:rPr>
+        <w:t>1:26–31</w:t>
+      </w:r>
       <w:r>
         <w:rPr>
           <w:lang w:val="ne_NP" w:bidi="ne_NP"/>
@@ -297,90 +291,60 @@
         </w:rPr>
         <w:t>दोस्रो विवरणको उद्देश्य धेरै विशिष्ट छ (</w:t>
       </w:r>
-      <w:hyperlink r:id="rId14">
-        <w:r>
-          <w:rPr>
-            <w:lang w:val="ne_NP" w:bidi="ne_NP"/>
-          </w:rPr>
-          <w:rPr>
-            <w:color w:val="0000EE"/>
-            <w:u w:val="single"/>
-          </w:rPr>
-          <w:t>२:४–३:२४</w:t>
-        </w:r>
-      </w:hyperlink>
+      <w:r>
+        <w:rPr>
+          <w:lang w:val="ne_NP" w:bidi="ne_NP"/>
+        </w:rPr>
+        <w:t>२:४–३:२४</w:t>
+      </w:r>
       <w:r>
         <w:rPr>
           <w:lang w:val="ne_NP" w:bidi="ne_NP"/>
         </w:rPr>
         <w:t>); यसले पाप र मृत्युको वर्तमान मानव अवस्थाको उत्पत्तिलाई व्याख्या गर्न र छुटकारा देखाउनको लागि चरण तय गर्न खोज्छ। यस कथाले पहिलो कथाबाट हटाइएका आदमको सृष्टिका पक्षहरूको विस्तृत रूपमा वर्णन गर्दछ। उदाहरणका लागि, यसले जमिनको धूलोबाट आदमको गठन र परमेश्वरबाट जीवनको सास प्राप्त गर्ने बारेमा बताउँछ (</w:t>
       </w:r>
-      <w:hyperlink r:id="rId15">
-        <w:r>
-          <w:rPr>
-            <w:lang w:val="ne_NP" w:bidi="ne_NP"/>
-          </w:rPr>
-          <w:rPr>
-            <w:color w:val="0000EE"/>
-            <w:u w:val="single"/>
-          </w:rPr>
-          <w:t>२:७</w:t>
-        </w:r>
-      </w:hyperlink>
+      <w:r>
+        <w:rPr>
+          <w:lang w:val="ne_NP" w:bidi="ne_NP"/>
+        </w:rPr>
+        <w:t>२:७</w:t>
+      </w:r>
       <w:r>
         <w:rPr>
           <w:lang w:val="ne_NP" w:bidi="ne_NP"/>
         </w:rPr>
         <w:t>)। यसले बगैंचाको रोपण र यसलाई खेती गर्न आदमलाई दिइएको जिम्मेवारीको वर्णन गर्दछ। (</w:t>
       </w:r>
-      <w:hyperlink r:id="rId16">
-        <w:r>
-          <w:rPr>
-            <w:lang w:val="ne_NP" w:bidi="ne_NP"/>
-          </w:rPr>
-          <w:rPr>
-            <w:color w:val="0000EE"/>
-            <w:u w:val="single"/>
-          </w:rPr>
-          <w:t>२:८–१५</w:t>
-        </w:r>
-      </w:hyperlink>
+      <w:r>
+        <w:rPr>
+          <w:lang w:val="ne_NP" w:bidi="ne_NP"/>
+        </w:rPr>
+        <w:t>२:८–१५</w:t>
+      </w:r>
       <w:r>
         <w:rPr>
           <w:lang w:val="ne_NP" w:bidi="ne_NP"/>
         </w:rPr>
         <w:t>)। बगैंचाको हरेक रूखको फल उसको लागि खाना हो भन्ने परमेश्वरको आदमलाई दिएको निर्देशन, एक बाहेक, सावधानीपूर्वक रेकर्ड गरिएको छ, साथै "राम्रो र नराम्रोको ज्ञानको रूख" को फल कहिल्यै नखानु पर्ने गम्भीर चेतावनी पनि दिइएको छ, मृत्युको पीडामा (</w:t>
       </w:r>
-      <w:hyperlink r:id="rId17">
-        <w:r>
-          <w:rPr>
-            <w:lang w:val="ne_NP" w:bidi="ne_NP"/>
-          </w:rPr>
-          <w:rPr>
-            <w:color w:val="0000EE"/>
-            <w:u w:val="single"/>
-          </w:rPr>
-          <w:t>२:१६–१७</w:t>
-        </w:r>
-      </w:hyperlink>
+      <w:r>
+        <w:rPr>
+          <w:lang w:val="ne_NP" w:bidi="ne_NP"/>
+        </w:rPr>
+        <w:t>२:१६–१७</w:t>
+      </w:r>
       <w:r>
         <w:rPr>
           <w:lang w:val="ne_NP" w:bidi="ne_NP"/>
         </w:rPr>
         <w:t>)। जनावरहरूको नामकरण गरेपछि आदमको एक्लोपन र उपयुक्त साथी नपाएको कुरा पनि वर्णन गरिएको छ, जसले पहिलो महिलाको सिर्जनालाई परिचय गराउँछ (</w:t>
       </w:r>
-      <w:hyperlink r:id="rId18">
-        <w:r>
-          <w:rPr>
-            <w:lang w:val="ne_NP" w:bidi="ne_NP"/>
-          </w:rPr>
-          <w:rPr>
-            <w:color w:val="0000EE"/>
-            <w:u w:val="single"/>
-          </w:rPr>
-          <w:t>२:१८–२२</w:t>
-        </w:r>
-      </w:hyperlink>
+      <w:r>
+        <w:rPr>
+          <w:lang w:val="ne_NP" w:bidi="ne_NP"/>
+        </w:rPr>
+        <w:t>२:१८–२२</w:t>
+      </w:r>
       <w:r>
         <w:rPr>
           <w:lang w:val="ne_NP" w:bidi="ne_NP"/>
@@ -401,77 +365,59 @@
         </w:rPr>
         <w:t xml:space="preserve">तर, कथा यति सकारात्मक नोटमा समाप्त हुँदैन। यो सर्पको माध्यमबाट शैतानले इभलाई गरेको ठूलो धोखाधडीलाई रेकर्ड गर्न अगाडि बढ्छ। चलाखीपूर्ण संकेतहरू र परमेश्वरको मूल आज्ञाको विकृति (तुलना गर्नुहोस् </w:t>
       </w:r>
-      <w:hyperlink r:id="rId19">
-        <w:r>
-          <w:rPr>
-            <w:lang w:val="ne_NP" w:bidi="ne_NP"/>
-          </w:rPr>
-          <w:rPr>
-            <w:color w:val="0000EE"/>
-            <w:u w:val="single"/>
-          </w:rPr>
-          <w:t>3:1</w:t>
-        </w:r>
-      </w:hyperlink>
+      <w:r>
+        <w:rPr>
+          <w:lang w:val="ne_NP" w:bidi="ne_NP"/>
+        </w:rPr>
+        <w:t>3:1</w:t>
+      </w:r>
       <w:r>
         <w:rPr>
           <w:lang w:val="ne_NP" w:bidi="ne_NP"/>
         </w:rPr>
         <w:t xml:space="preserve"> सँग </w:t>
       </w:r>
-      <w:hyperlink r:id="rId17">
-        <w:r>
-          <w:rPr>
-            <w:lang w:val="ne_NP" w:bidi="ne_NP"/>
-          </w:rPr>
-          <w:rPr>
-            <w:color w:val="0000EE"/>
-            <w:u w:val="single"/>
-          </w:rPr>
-          <w:t>2:16–17</w:t>
-        </w:r>
-      </w:hyperlink>
+      <w:r>
+        <w:rPr>
+          <w:lang w:val="ne_NP" w:bidi="ne_NP"/>
+        </w:rPr>
+        <w:t>2:16–17</w:t>
+      </w:r>
       <w:r>
         <w:rPr>
           <w:lang w:val="ne_NP" w:bidi="ne_NP"/>
         </w:rPr>
         <w:t>), द्वारा, सर्पले हव्वालाई निषेधित फल खान र आदमसँग बाँड्न छल गर्यो। हव्वाले खाएको जस्तो देखिन्छ किनभने उनी धोकामा परिन् (</w:t>
       </w:r>
-      <w:hyperlink r:id="rId20">
-        <w:r>
-          <w:rPr>
-            <w:lang w:val="ne_NP" w:bidi="ne_NP"/>
-          </w:rPr>
-          <w:rPr>
-            <w:color w:val="0000EE"/>
-            <w:u w:val="single"/>
-          </w:rPr>
-          <w:t xml:space="preserve">1 </w:t>
-        </w:r>
-      </w:hyperlink>
+      <w:r>
+        <w:rPr>
+          <w:lang w:val="ne_NP" w:bidi="ne_NP"/>
+        </w:rPr>
+        <w:t xml:space="preserve">1 </w:t>
+      </w:r>
       <w:r>
         <w:rPr>
           <w:lang w:val="ne_NP" w:bidi="ne_NP"/>
         </w:rPr>
         <w:t>तिमोथी</w:t>
       </w:r>
-      <w:hyperlink r:id="rId20">
-        <w:r>
-          <w:rPr>
-            <w:lang w:val="ne_NP" w:bidi="ne_NP"/>
-          </w:rPr>
-          <w:rPr>
-            <w:color w:val="0000EE"/>
-            <w:u w:val="single"/>
-          </w:rPr>
-          <w:t xml:space="preserve"> </w:t>
-        </w:r>
-      </w:hyperlink>
-      <w:r>
-        <w:rPr>
-          <w:lang w:val="ne_NP" w:bidi="ne_NP"/>
-        </w:rPr>
-        <w:t>2:14), आदमले जानाजानी र सचेत विद्रोह गरेको कारणले। विडम्बनाको कुरा के छ भने, मूल रूपमा परमेश्वरको स्वरूप र समानतामा सृष्टि गरिएका दुई प्राणीहरूले विश्वास गर्थे कि उहाँको आज्ञा उल्लङ्घन गरेर तिनीहरू "परमेश्वर जस्तै" बन्न सक्छन् (</w:t>
+      <w:r>
+        <w:rPr>
+          <w:lang w:val="ne_NP" w:bidi="ne_NP"/>
+        </w:rPr>
+        <w:t xml:space="preserve"> </w:t>
+      </w:r>
+      <w:r>
+        <w:rPr>
+          <w:lang w:val="ne_NP" w:bidi="ne_NP"/>
+        </w:rPr>
+        <w:t>2:14</w:t>
+      </w:r>
+      <w:r>
+        <w:rPr>
+          <w:lang w:val="ne_NP" w:bidi="ne_NP"/>
+        </w:rPr>
+        <w:t>), आदमले जानाजानी र सचेत विद्रोह गरेको कारणले। विडम्बनाको कुरा के छ भने, मूल रूपमा परमेश्वरको स्वरूप र समानतामा सृष्टि गरिएका दुई प्राणीहरूले विश्वास गर्थे कि उहाँको आज्ञा उल्लङ्घन गरेर तिनीहरू "परमेश्वर जस्तै" बन्न सक्छन् (</w:t>
       </w:r>
       <w:r>
         <w:rPr>
@@ -479,18 +425,12 @@
         </w:rPr>
         <w:t>उत्पत्ति</w:t>
       </w:r>
-      <w:hyperlink r:id="rId21">
-        <w:r>
-          <w:rPr>
-            <w:lang w:val="ne_NP" w:bidi="ne_NP"/>
-          </w:rPr>
-          <w:rPr>
-            <w:color w:val="0000EE"/>
-            <w:u w:val="single"/>
-          </w:rPr>
-          <w:t xml:space="preserve"> 3:5</w:t>
-        </w:r>
-      </w:hyperlink>
+      <w:r>
+        <w:rPr>
+          <w:lang w:val="ne_NP" w:bidi="ne_NP"/>
+        </w:rPr>
+        <w:t xml:space="preserve"> 3:5</w:t>
+      </w:r>
       <w:r>
         <w:rPr>
           <w:lang w:val="ne_NP" w:bidi="ne_NP"/>
@@ -511,36 +451,24 @@
         </w:rPr>
         <w:t>तिनीहरूको अनाज्ञाकारिताको परिणाम तुरुन्तै भोग्नु पर्यो, यद्यपि आदमले आशा गरे जस्तो पटक्कै थिएन। पहिलो पटक, लाजको पर्खालले पुरुष र महिलाको एकतालाई भंग गर्यो (</w:t>
       </w:r>
-      <w:hyperlink r:id="rId22">
-        <w:r>
-          <w:rPr>
-            <w:lang w:val="ne_NP" w:bidi="ne_NP"/>
-          </w:rPr>
-          <w:rPr>
-            <w:color w:val="0000EE"/>
-            <w:u w:val="single"/>
-          </w:rPr>
-          <w:t>3:7</w:t>
-        </w:r>
-      </w:hyperlink>
+      <w:r>
+        <w:rPr>
+          <w:lang w:val="ne_NP" w:bidi="ne_NP"/>
+        </w:rPr>
+        <w:t>3:7</w:t>
+      </w:r>
       <w:r>
         <w:rPr>
           <w:lang w:val="ne_NP" w:bidi="ne_NP"/>
         </w:rPr>
         <w:t>)। अझ महत्त्वपूर्ण कुरा, पहिलो जोडी र परमेश्वरको बीचमा वास्तविक नैतिक अपराधको पर्खाल खडा गरिएको थियो। कथाले बताउँछ कि जब परमेश्वर आदमको विद्रोह पछि उसलाई खोज्दै आउनुभयो, उनी रूखहरू बीच लुकेका थिए, पहिले नै परमेश्वरबाट अलग भएको थाहा पाएका थिए (</w:t>
       </w:r>
-      <w:hyperlink r:id="rId23">
-        <w:r>
-          <w:rPr>
-            <w:lang w:val="ne_NP" w:bidi="ne_NP"/>
-          </w:rPr>
-          <w:rPr>
-            <w:color w:val="0000EE"/>
-            <w:u w:val="single"/>
-          </w:rPr>
-          <w:t>3:8</w:t>
-        </w:r>
-      </w:hyperlink>
+      <w:r>
+        <w:rPr>
+          <w:lang w:val="ne_NP" w:bidi="ne_NP"/>
+        </w:rPr>
+        <w:t>3:8</w:t>
+      </w:r>
       <w:r>
         <w:rPr>
           <w:lang w:val="ne_NP" w:bidi="ne_NP"/>
@@ -559,36 +487,24 @@
         </w:rPr>
         <w:t>" (</w:t>
       </w:r>
-      <w:hyperlink r:id="rId24">
-        <w:r>
-          <w:rPr>
-            <w:lang w:val="ne_NP" w:bidi="ne_NP"/>
-          </w:rPr>
-          <w:rPr>
-            <w:color w:val="0000EE"/>
-            <w:u w:val="single"/>
-          </w:rPr>
-          <w:t>3:12</w:t>
-        </w:r>
-      </w:hyperlink>
+      <w:r>
+        <w:rPr>
+          <w:lang w:val="ne_NP" w:bidi="ne_NP"/>
+        </w:rPr>
+        <w:t>3:12</w:t>
+      </w:r>
       <w:r>
         <w:rPr>
           <w:lang w:val="ne_NP" w:bidi="ne_NP"/>
         </w:rPr>
         <w:t>, NNRV)। बदलामा, हव्वाले सर्पलाई दोष दिइन् (</w:t>
       </w:r>
-      <w:hyperlink r:id="rId25">
-        <w:r>
-          <w:rPr>
-            <w:lang w:val="ne_NP" w:bidi="ne_NP"/>
-          </w:rPr>
-          <w:rPr>
-            <w:color w:val="0000EE"/>
-            <w:u w:val="single"/>
-          </w:rPr>
-          <w:t>3:13</w:t>
-        </w:r>
-      </w:hyperlink>
+      <w:r>
+        <w:rPr>
+          <w:lang w:val="ne_NP" w:bidi="ne_NP"/>
+        </w:rPr>
+        <w:t>3:13</w:t>
+      </w:r>
       <w:r>
         <w:rPr>
           <w:lang w:val="ne_NP" w:bidi="ne_NP"/>
@@ -609,108 +525,72 @@
         </w:rPr>
         <w:t>उत्पत्तिको कथा अनुसार, परमेश्वरले तीनै जनालाई जिम्मेवार ठहराउनुभयो र तिनीहरूको विद्रोहको दुःखद परिणामहरू प्रत्येकलाई जानकारी गराउनुभयो (</w:t>
       </w:r>
-      <w:hyperlink r:id="rId26">
-        <w:r>
-          <w:rPr>
-            <w:lang w:val="ne_NP" w:bidi="ne_NP"/>
-          </w:rPr>
-          <w:rPr>
-            <w:color w:val="0000EE"/>
-            <w:u w:val="single"/>
-          </w:rPr>
-          <w:t>३:१४–१९</w:t>
-        </w:r>
-      </w:hyperlink>
+      <w:r>
+        <w:rPr>
+          <w:lang w:val="ne_NP" w:bidi="ne_NP"/>
+        </w:rPr>
+        <w:t>३:१४–१९</w:t>
+      </w:r>
       <w:r>
         <w:rPr>
           <w:lang w:val="ne_NP" w:bidi="ne_NP"/>
         </w:rPr>
         <w:t>)। दुई महान् आदेशहरू, मूल रूपमा शुद्ध आशीर्वादका संकेतहरू, श्राप र पीडासँग मिसिए - पृथ्वी अब महिलाको प्रसव पीडाले मात्र भरिन सक्थ्यो र पुरुषको श्रम र पसिनाले मात्र वशमा पर्न सक्थ्यो (</w:t>
       </w:r>
-      <w:hyperlink r:id="rId27">
-        <w:r>
-          <w:rPr>
-            <w:lang w:val="ne_NP" w:bidi="ne_NP"/>
-          </w:rPr>
-          <w:rPr>
-            <w:color w:val="0000EE"/>
-            <w:u w:val="single"/>
-          </w:rPr>
-          <w:t>३:१६–१८</w:t>
-        </w:r>
-      </w:hyperlink>
+      <w:r>
+        <w:rPr>
+          <w:lang w:val="ne_NP" w:bidi="ne_NP"/>
+        </w:rPr>
+        <w:t>३:१६–१८</w:t>
+      </w:r>
       <w:r>
         <w:rPr>
           <w:lang w:val="ne_NP" w:bidi="ne_NP"/>
         </w:rPr>
         <w:t>)। यसबाहेक, पुरुष र महिलाको एकता पुरुषले उनलाई अधीनमा राख्दा, वा सम्भवतः उनीहरू बीच प्रभुत्वको लागि संघर्षको सुरुवातले तनावग्रस्त हुनेछ (</w:t>
       </w:r>
-      <w:hyperlink r:id="rId28">
-        <w:r>
-          <w:rPr>
-            <w:lang w:val="ne_NP" w:bidi="ne_NP"/>
-          </w:rPr>
-          <w:rPr>
-            <w:color w:val="0000EE"/>
-            <w:u w:val="single"/>
-          </w:rPr>
-          <w:t xml:space="preserve">३:१६ख </w:t>
-        </w:r>
-      </w:hyperlink>
+      <w:r>
+        <w:rPr>
+          <w:lang w:val="ne_NP" w:bidi="ne_NP"/>
+        </w:rPr>
+        <w:t xml:space="preserve">३:१६ख </w:t>
+      </w:r>
       <w:r>
         <w:rPr>
           <w:lang w:val="ne_NP" w:bidi="ne_NP"/>
         </w:rPr>
         <w:t>दुबै तरिकाले लिन सकिन्छ)। अन्ततः, परमेश्वरले अन्तिम परिणाम घोषणा गर्नुभयो: उहाँले सुरुमा चेतावनी दिनुभएझैं, आदम र हव्वा मर्नु पर्ने थियो। एक दिन तिनीहरूबाट जीवनको सास खोसिनेछ, र तिनीहरूको शरीर त्यही माटोमा फर्किनेछ जुनबाट तिनीहरू बनेका थिए (</w:t>
       </w:r>
-      <w:hyperlink r:id="rId29">
-        <w:r>
-          <w:rPr>
-            <w:lang w:val="ne_NP" w:bidi="ne_NP"/>
-          </w:rPr>
-          <w:rPr>
-            <w:color w:val="0000EE"/>
-            <w:u w:val="single"/>
-          </w:rPr>
-          <w:t>३:१९</w:t>
-        </w:r>
-      </w:hyperlink>
+      <w:r>
+        <w:rPr>
+          <w:lang w:val="ne_NP" w:bidi="ne_NP"/>
+        </w:rPr>
+        <w:t>३:१९</w:t>
+      </w:r>
       <w:r>
         <w:rPr>
           <w:lang w:val="ne_NP" w:bidi="ne_NP"/>
         </w:rPr>
         <w:t>)। त्यही दिन तिनीहरूले "आध्यात्मिक" मृत्युको पनि अनुभव गरे; तिनीहरू जीवनदाता परमेश्वर र अनन्त जीवनको प्रतीक जीवनको रूखबाट अलग भए (</w:t>
       </w:r>
-      <w:hyperlink r:id="rId30">
-        <w:r>
-          <w:rPr>
-            <w:lang w:val="ne_NP" w:bidi="ne_NP"/>
-          </w:rPr>
-          <w:rPr>
-            <w:color w:val="0000EE"/>
-            <w:u w:val="single"/>
-          </w:rPr>
-          <w:t>३:२२</w:t>
-        </w:r>
-      </w:hyperlink>
+      <w:r>
+        <w:rPr>
+          <w:lang w:val="ne_NP" w:bidi="ne_NP"/>
+        </w:rPr>
+        <w:t>३:२२</w:t>
+      </w:r>
       <w:r>
         <w:rPr>
           <w:lang w:val="ne_NP" w:bidi="ne_NP"/>
         </w:rPr>
         <w:t>)।परमेश्वरले तिनीहरूलाई अदनबाट बाहिर पठाउनुभयो, र फर्कने कुनै बाटो थिएन। स्वर्गको प्रवेशद्वार करूबहरू र ज्वलन्त तरवारले बन्द गरेको थियो (</w:t>
       </w:r>
-      <w:hyperlink r:id="rId31">
-        <w:r>
-          <w:rPr>
-            <w:lang w:val="ne_NP" w:bidi="ne_NP"/>
-          </w:rPr>
-          <w:rPr>
-            <w:color w:val="0000EE"/>
-            <w:u w:val="single"/>
-          </w:rPr>
-          <w:t>३:२३–२४</w:t>
-        </w:r>
-      </w:hyperlink>
+      <w:r>
+        <w:rPr>
+          <w:lang w:val="ne_NP" w:bidi="ne_NP"/>
+        </w:rPr>
+        <w:t>३:२३–२४</w:t>
+      </w:r>
       <w:r>
         <w:rPr>
           <w:lang w:val="ne_NP" w:bidi="ne_NP"/>
@@ -731,18 +611,12 @@
         </w:rPr>
         <w:t>कथा आशाविहीन छैन। परमेश्वर त्यतिबेला पनि दयालु हुनुहुन्थ्यो। उहाँले तिनीहरूलाई शरीर ढाक्न छालाको लुगा बनाउनुभयो र प्रतिज्ञा गर्नुभयो कि एक दिन सर्पको पछाडि रहेको शैतानको शक्तिलाई स्त्रीको "सन्तान" ले पराजित गर्नेछ (</w:t>
       </w:r>
-      <w:hyperlink r:id="rId32">
-        <w:r>
-          <w:rPr>
-            <w:lang w:val="ne_NP" w:bidi="ne_NP"/>
-          </w:rPr>
-          <w:rPr>
-            <w:color w:val="0000EE"/>
-            <w:u w:val="single"/>
-          </w:rPr>
-          <w:t>उत्प ३:१५</w:t>
-        </w:r>
-      </w:hyperlink>
+      <w:r>
+        <w:rPr>
+          <w:lang w:val="ne_NP" w:bidi="ne_NP"/>
+        </w:rPr>
+        <w:t>उत्प ३:१५</w:t>
+      </w:r>
       <w:r>
         <w:rPr>
           <w:lang w:val="ne_NP" w:bidi="ne_NP"/>
@@ -755,18 +629,12 @@
         </w:rPr>
         <w:t>रोमी</w:t>
       </w:r>
-      <w:hyperlink r:id="rId33">
-        <w:r>
-          <w:rPr>
-            <w:lang w:val="ne_NP" w:bidi="ne_NP"/>
-          </w:rPr>
-          <w:rPr>
-            <w:color w:val="0000EE"/>
-            <w:u w:val="single"/>
-          </w:rPr>
-          <w:t xml:space="preserve"> १६:२०</w:t>
-        </w:r>
-      </w:hyperlink>
+      <w:r>
+        <w:rPr>
+          <w:lang w:val="ne_NP" w:bidi="ne_NP"/>
+        </w:rPr>
+        <w:t xml:space="preserve"> १६:२०</w:t>
+      </w:r>
       <w:r>
         <w:rPr>
           <w:lang w:val="ne_NP" w:bidi="ne_NP"/>
@@ -798,252 +666,168 @@
         </w:rPr>
         <w:t>आदमको महत्व धेरै धारणाहरूमा आधारित छ, पहिलो धारणा यो हो कि उनी एक ऐतिहासिक व्यक्ति थिए। त्यो धारणा धेरै पुरानो नियमका लेखकहरूले बनाएका थिए (</w:t>
       </w:r>
-      <w:hyperlink r:id="rId34">
-        <w:r>
-          <w:rPr>
-            <w:lang w:val="ne_NP" w:bidi="ne_NP"/>
-          </w:rPr>
-          <w:rPr>
-            <w:color w:val="0000EE"/>
-            <w:u w:val="single"/>
-          </w:rPr>
-          <w:t>उत्पत्ति ४:२५</w:t>
-        </w:r>
-      </w:hyperlink>
+      <w:r>
+        <w:rPr>
+          <w:lang w:val="ne_NP" w:bidi="ne_NP"/>
+        </w:rPr>
+        <w:t>उत्पत्ति ४:२५</w:t>
+      </w:r>
       <w:r>
         <w:rPr>
           <w:lang w:val="ne_NP" w:bidi="ne_NP"/>
         </w:rPr>
         <w:t xml:space="preserve">; </w:t>
       </w:r>
-      <w:hyperlink r:id="rId35">
-        <w:r>
-          <w:rPr>
-            <w:lang w:val="ne_NP" w:bidi="ne_NP"/>
-          </w:rPr>
-          <w:rPr>
-            <w:color w:val="0000EE"/>
-            <w:u w:val="single"/>
-          </w:rPr>
-          <w:t>५:१–५</w:t>
-        </w:r>
-      </w:hyperlink>
+      <w:r>
+        <w:rPr>
+          <w:lang w:val="ne_NP" w:bidi="ne_NP"/>
+        </w:rPr>
+        <w:t>५:१–५</w:t>
+      </w:r>
       <w:r>
         <w:rPr>
           <w:lang w:val="ne_NP" w:bidi="ne_NP"/>
         </w:rPr>
         <w:t xml:space="preserve">; </w:t>
       </w:r>
-      <w:hyperlink r:id="rId36">
-        <w:r>
-          <w:rPr>
-            <w:lang w:val="ne_NP" w:bidi="ne_NP"/>
-          </w:rPr>
-          <w:rPr>
-            <w:color w:val="0000EE"/>
-            <w:u w:val="single"/>
-          </w:rPr>
-          <w:t>१ इतिहास १:१</w:t>
-        </w:r>
-      </w:hyperlink>
+      <w:r>
+        <w:rPr>
+          <w:lang w:val="ne_NP" w:bidi="ne_NP"/>
+        </w:rPr>
+        <w:t>१ इतिहास १:१</w:t>
+      </w:r>
       <w:r>
         <w:rPr>
           <w:lang w:val="ne_NP" w:bidi="ne_NP"/>
         </w:rPr>
         <w:t xml:space="preserve">; </w:t>
       </w:r>
-      <w:hyperlink r:id="rId37">
-        <w:r>
-          <w:rPr>
-            <w:lang w:val="ne_NP" w:bidi="ne_NP"/>
-          </w:rPr>
-          <w:rPr>
-            <w:color w:val="0000EE"/>
-            <w:u w:val="single"/>
-          </w:rPr>
-          <w:t>होशे ६:७</w:t>
-        </w:r>
-      </w:hyperlink>
+      <w:r>
+        <w:rPr>
+          <w:lang w:val="ne_NP" w:bidi="ne_NP"/>
+        </w:rPr>
+        <w:t>होशे ६:७</w:t>
+      </w:r>
       <w:r>
         <w:rPr>
           <w:lang w:val="ne_NP" w:bidi="ne_NP"/>
         </w:rPr>
         <w:t>)। नयाँ नियमका लेखकहरू सहमत भए (</w:t>
       </w:r>
-      <w:hyperlink r:id="rId38">
-        <w:r>
-          <w:rPr>
-            <w:lang w:val="ne_NP" w:bidi="ne_NP"/>
-          </w:rPr>
-          <w:rPr>
-            <w:color w:val="0000EE"/>
-            <w:u w:val="single"/>
-          </w:rPr>
-          <w:t>लूका ३:३८</w:t>
-        </w:r>
-      </w:hyperlink>
+      <w:r>
+        <w:rPr>
+          <w:lang w:val="ne_NP" w:bidi="ne_NP"/>
+        </w:rPr>
+        <w:t>लूका ३:३८</w:t>
+      </w:r>
       <w:r>
         <w:rPr>
           <w:lang w:val="ne_NP" w:bidi="ne_NP"/>
         </w:rPr>
         <w:t xml:space="preserve">; </w:t>
       </w:r>
-      <w:hyperlink r:id="rId39">
-        <w:r>
-          <w:rPr>
-            <w:lang w:val="ne_NP" w:bidi="ne_NP"/>
-          </w:rPr>
-          <w:rPr>
-            <w:color w:val="0000EE"/>
-            <w:u w:val="single"/>
-          </w:rPr>
-          <w:t>रोमी ५:१४</w:t>
-        </w:r>
-      </w:hyperlink>
+      <w:r>
+        <w:rPr>
+          <w:lang w:val="ne_NP" w:bidi="ne_NP"/>
+        </w:rPr>
+        <w:t>रोमी ५:१४</w:t>
+      </w:r>
       <w:r>
         <w:rPr>
           <w:lang w:val="ne_NP" w:bidi="ne_NP"/>
         </w:rPr>
         <w:t xml:space="preserve">; </w:t>
       </w:r>
-      <w:hyperlink r:id="rId40">
-        <w:r>
-          <w:rPr>
-            <w:lang w:val="ne_NP" w:bidi="ne_NP"/>
-          </w:rPr>
-          <w:rPr>
-            <w:color w:val="0000EE"/>
-            <w:u w:val="single"/>
-          </w:rPr>
-          <w:t>१ कोरिन्थी १५:२२, ४५</w:t>
-        </w:r>
-      </w:hyperlink>
+      <w:r>
+        <w:rPr>
+          <w:lang w:val="ne_NP" w:bidi="ne_NP"/>
+        </w:rPr>
+        <w:t>१ कोरिन्थी १५:२२, ४५</w:t>
+      </w:r>
       <w:r>
         <w:rPr>
           <w:lang w:val="ne_NP" w:bidi="ne_NP"/>
         </w:rPr>
         <w:t xml:space="preserve">; </w:t>
       </w:r>
-      <w:hyperlink r:id="rId41">
-        <w:r>
-          <w:rPr>
-            <w:lang w:val="ne_NP" w:bidi="ne_NP"/>
-          </w:rPr>
-          <w:rPr>
-            <w:color w:val="0000EE"/>
-            <w:u w:val="single"/>
-          </w:rPr>
-          <w:t>१ तिमोथी २:१३–१४</w:t>
-        </w:r>
-      </w:hyperlink>
+      <w:r>
+        <w:rPr>
+          <w:lang w:val="ne_NP" w:bidi="ne_NP"/>
+        </w:rPr>
+        <w:t>१ तिमोथी २:१३–१४</w:t>
+      </w:r>
       <w:r>
         <w:rPr>
           <w:lang w:val="ne_NP" w:bidi="ne_NP"/>
         </w:rPr>
         <w:t xml:space="preserve">; </w:t>
       </w:r>
-      <w:hyperlink r:id="rId42">
-        <w:r>
-          <w:rPr>
-            <w:lang w:val="ne_NP" w:bidi="ne_NP"/>
-          </w:rPr>
-          <w:rPr>
-            <w:color w:val="0000EE"/>
-            <w:u w:val="single"/>
-          </w:rPr>
-          <w:t>यहूदा १:१४</w:t>
-        </w:r>
-      </w:hyperlink>
+      <w:r>
+        <w:rPr>
+          <w:lang w:val="ne_NP" w:bidi="ne_NP"/>
+        </w:rPr>
+        <w:t>यहूदा १:१४</w:t>
+      </w:r>
       <w:r>
         <w:rPr>
           <w:lang w:val="ne_NP" w:bidi="ne_NP"/>
         </w:rPr>
         <w:t xml:space="preserve">)। आदमको महत्वको लागि उत्तिकै आवश्यक दोस्रो धारणा हो, कि उनी एक व्यक्ति भन्दा बढी थिए। सुरुमा, हिब्रू शब्द आदम (अझ सही रूपमा 'आ–द–म) केवल एक उचित नाम मात्र होइन। उत्पत्ति कथामा पनि यो नाम </w:t>
       </w:r>
-      <w:hyperlink r:id="rId34">
-        <w:r>
-          <w:rPr>
-            <w:lang w:val="ne_NP" w:bidi="ne_NP"/>
-          </w:rPr>
-          <w:rPr>
-            <w:color w:val="0000EE"/>
-            <w:u w:val="single"/>
-          </w:rPr>
-          <w:t>उत्पत्ति ४:२५</w:t>
-        </w:r>
-      </w:hyperlink>
+      <w:r>
+        <w:rPr>
+          <w:lang w:val="ne_NP" w:bidi="ne_NP"/>
+        </w:rPr>
+        <w:t>उत्पत्ति ४:२५</w:t>
+      </w:r>
       <w:r>
         <w:rPr>
           <w:lang w:val="ne_NP" w:bidi="ne_NP"/>
         </w:rPr>
         <w:t xml:space="preserve"> सम्म प्रयोग गरिएको छैन। यो शब्द धेरै हिब्रू शब्दहरू मध्ये एक हो जसको अर्थ "मानिस" हो र यो "मानव जाति" को लागि सामान्य शब्द हो। अधिकांश अवस्थामा यसले पुरुष व्यक्तिलाई जनाउँछ (</w:t>
       </w:r>
-      <w:hyperlink r:id="rId43">
-        <w:r>
-          <w:rPr>
-            <w:lang w:val="ne_NP" w:bidi="ne_NP"/>
-          </w:rPr>
-          <w:rPr>
-            <w:color w:val="0000EE"/>
-            <w:u w:val="single"/>
-          </w:rPr>
-          <w:t>व्यवस्था १:२</w:t>
-        </w:r>
-      </w:hyperlink>
+      <w:r>
+        <w:rPr>
+          <w:lang w:val="ne_NP" w:bidi="ne_NP"/>
+        </w:rPr>
+        <w:t>व्यवस्था १:२</w:t>
+      </w:r>
       <w:r>
         <w:rPr>
           <w:lang w:val="ne_NP" w:bidi="ne_NP"/>
         </w:rPr>
         <w:t xml:space="preserve">; </w:t>
       </w:r>
-      <w:hyperlink r:id="rId44">
-        <w:r>
-          <w:rPr>
-            <w:lang w:val="ne_NP" w:bidi="ne_NP"/>
-          </w:rPr>
-          <w:rPr>
-            <w:color w:val="0000EE"/>
-            <w:u w:val="single"/>
-          </w:rPr>
-          <w:t>यहोशू १४:१५</w:t>
-        </w:r>
-      </w:hyperlink>
+      <w:r>
+        <w:rPr>
+          <w:lang w:val="ne_NP" w:bidi="ne_NP"/>
+        </w:rPr>
+        <w:t>यहोशू १४:१५</w:t>
+      </w:r>
       <w:r>
         <w:rPr>
           <w:lang w:val="ne_NP" w:bidi="ne_NP"/>
         </w:rPr>
         <w:t xml:space="preserve">; </w:t>
       </w:r>
-      <w:hyperlink r:id="rId45">
-        <w:r>
-          <w:rPr>
-            <w:lang w:val="ne_NP" w:bidi="ne_NP"/>
-          </w:rPr>
-          <w:rPr>
-            <w:color w:val="0000EE"/>
-            <w:u w:val="single"/>
-          </w:rPr>
-          <w:t>नेहेम्याह ९:२९</w:t>
-        </w:r>
-      </w:hyperlink>
+      <w:r>
+        <w:rPr>
+          <w:lang w:val="ne_NP" w:bidi="ne_NP"/>
+        </w:rPr>
+        <w:t>नेहेम्याह ९:२९</w:t>
+      </w:r>
       <w:r>
         <w:rPr>
           <w:lang w:val="ne_NP" w:bidi="ne_NP"/>
         </w:rPr>
         <w:t xml:space="preserve">; </w:t>
       </w:r>
-      <w:hyperlink r:id="rId46">
-        <w:r>
-          <w:rPr>
-            <w:lang w:val="ne_NP" w:bidi="ne_NP"/>
-          </w:rPr>
-          <w:rPr>
-            <w:color w:val="0000EE"/>
-            <w:u w:val="single"/>
-          </w:rPr>
-          <w:t>यशैया ५६:२</w:t>
-        </w:r>
-      </w:hyperlink>
+      <w:r>
+        <w:rPr>
+          <w:lang w:val="ne_NP" w:bidi="ne_NP"/>
+        </w:rPr>
+        <w:t>यशैया ५६:२</w:t>
+      </w:r>
       <w:r>
         <w:rPr>
           <w:lang w:val="ne_NP" w:bidi="ne_NP"/>
@@ -1056,18 +840,12 @@
         </w:rPr>
         <w:t>प्रस्थान</w:t>
       </w:r>
-      <w:hyperlink r:id="rId47">
-        <w:r>
-          <w:rPr>
-            <w:lang w:val="ne_NP" w:bidi="ne_NP"/>
-          </w:rPr>
-          <w:rPr>
-            <w:color w:val="0000EE"/>
-            <w:u w:val="single"/>
-          </w:rPr>
-          <w:t xml:space="preserve"> ४:११</w:t>
-        </w:r>
-      </w:hyperlink>
+      <w:r>
+        <w:rPr>
+          <w:lang w:val="ne_NP" w:bidi="ne_NP"/>
+        </w:rPr>
+        <w:t xml:space="preserve"> ४:११</w:t>
+      </w:r>
       <w:r>
         <w:rPr>
           <w:lang w:val="ne_NP" w:bidi="ne_NP"/>
@@ -1080,216 +858,144 @@
         </w:rPr>
         <w:t>गन्ती</w:t>
       </w:r>
-      <w:hyperlink r:id="rId48">
-        <w:r>
-          <w:rPr>
-            <w:lang w:val="ne_NP" w:bidi="ne_NP"/>
-          </w:rPr>
-          <w:rPr>
-            <w:color w:val="0000EE"/>
-            <w:u w:val="single"/>
-          </w:rPr>
-          <w:t xml:space="preserve"> १२:३</w:t>
-        </w:r>
-      </w:hyperlink>
+      <w:r>
+        <w:rPr>
+          <w:lang w:val="ne_NP" w:bidi="ne_NP"/>
+        </w:rPr>
+        <w:t xml:space="preserve"> १२:३</w:t>
+      </w:r>
       <w:r>
         <w:rPr>
           <w:lang w:val="ne_NP" w:bidi="ne_NP"/>
         </w:rPr>
         <w:t xml:space="preserve">; </w:t>
       </w:r>
-      <w:hyperlink r:id="rId49">
-        <w:r>
-          <w:rPr>
-            <w:lang w:val="ne_NP" w:bidi="ne_NP"/>
-          </w:rPr>
-          <w:rPr>
-            <w:color w:val="0000EE"/>
-            <w:u w:val="single"/>
-          </w:rPr>
-          <w:t>१६:२९</w:t>
-        </w:r>
-      </w:hyperlink>
+      <w:r>
+        <w:rPr>
+          <w:lang w:val="ne_NP" w:bidi="ne_NP"/>
+        </w:rPr>
+        <w:t>१६:२९</w:t>
+      </w:r>
       <w:r>
         <w:rPr>
           <w:lang w:val="ne_NP" w:bidi="ne_NP"/>
         </w:rPr>
         <w:t xml:space="preserve">; </w:t>
       </w:r>
-      <w:hyperlink r:id="rId50">
-        <w:r>
-          <w:rPr>
-            <w:lang w:val="ne_NP" w:bidi="ne_NP"/>
-          </w:rPr>
-          <w:rPr>
-            <w:color w:val="0000EE"/>
-            <w:u w:val="single"/>
-          </w:rPr>
-          <w:t>व्यवस्था ४:२८</w:t>
-        </w:r>
-      </w:hyperlink>
+      <w:r>
+        <w:rPr>
+          <w:lang w:val="ne_NP" w:bidi="ne_NP"/>
+        </w:rPr>
+        <w:t>व्यवस्था ४:२८</w:t>
+      </w:r>
       <w:r>
         <w:rPr>
           <w:lang w:val="ne_NP" w:bidi="ne_NP"/>
         </w:rPr>
         <w:t xml:space="preserve">; </w:t>
       </w:r>
-      <w:hyperlink r:id="rId51">
-        <w:r>
-          <w:rPr>
-            <w:lang w:val="ne_NP" w:bidi="ne_NP"/>
-          </w:rPr>
-          <w:rPr>
-            <w:color w:val="0000EE"/>
-            <w:u w:val="single"/>
-          </w:rPr>
-          <w:t>१ राजाहरू ४:३१</w:t>
-        </w:r>
-      </w:hyperlink>
+      <w:r>
+        <w:rPr>
+          <w:lang w:val="ne_NP" w:bidi="ne_NP"/>
+        </w:rPr>
+        <w:t>१ राजाहरू ४:३१</w:t>
+      </w:r>
       <w:r>
         <w:rPr>
           <w:lang w:val="ne_NP" w:bidi="ne_NP"/>
         </w:rPr>
         <w:t xml:space="preserve">; </w:t>
       </w:r>
-      <w:hyperlink r:id="rId52">
-        <w:r>
-          <w:rPr>
-            <w:lang w:val="ne_NP" w:bidi="ne_NP"/>
-          </w:rPr>
-          <w:rPr>
-            <w:color w:val="0000EE"/>
-            <w:u w:val="single"/>
-          </w:rPr>
-          <w:t>अय्यूब ७:२०</w:t>
-        </w:r>
-      </w:hyperlink>
+      <w:r>
+        <w:rPr>
+          <w:lang w:val="ne_NP" w:bidi="ne_NP"/>
+        </w:rPr>
+        <w:t>अय्यूब ७:२०</w:t>
+      </w:r>
       <w:r>
         <w:rPr>
           <w:lang w:val="ne_NP" w:bidi="ne_NP"/>
         </w:rPr>
         <w:t xml:space="preserve">; </w:t>
       </w:r>
-      <w:hyperlink r:id="rId53">
-        <w:r>
-          <w:rPr>
-            <w:lang w:val="ne_NP" w:bidi="ne_NP"/>
-          </w:rPr>
-          <w:rPr>
-            <w:color w:val="0000EE"/>
-            <w:u w:val="single"/>
-          </w:rPr>
-          <w:t>१४:१</w:t>
-        </w:r>
-      </w:hyperlink>
+      <w:r>
+        <w:rPr>
+          <w:lang w:val="ne_NP" w:bidi="ne_NP"/>
+        </w:rPr>
+        <w:t>१४:१</w:t>
+      </w:r>
       <w:r>
         <w:rPr>
           <w:lang w:val="ne_NP" w:bidi="ne_NP"/>
         </w:rPr>
         <w:t>)। "मानिसहरूका सन्तान (वा छोराहरू)" भन्ने वाक्यांशको पछाडि पनि आदम शब्दको सामान्य, सामूहिक अर्थ लुकेको छ (</w:t>
       </w:r>
-      <w:hyperlink r:id="rId54">
-        <w:r>
-          <w:rPr>
-            <w:lang w:val="ne_NP" w:bidi="ne_NP"/>
-          </w:rPr>
-          <w:rPr>
-            <w:color w:val="0000EE"/>
-            <w:u w:val="single"/>
-          </w:rPr>
-          <w:t>२ शमूएल ७:१४</w:t>
-        </w:r>
-      </w:hyperlink>
+      <w:r>
+        <w:rPr>
+          <w:lang w:val="ne_NP" w:bidi="ne_NP"/>
+        </w:rPr>
+        <w:t>२ शमूएल ७:१४</w:t>
+      </w:r>
       <w:r>
         <w:rPr>
           <w:lang w:val="ne_NP" w:bidi="ne_NP"/>
         </w:rPr>
         <w:t xml:space="preserve">; </w:t>
       </w:r>
-      <w:hyperlink r:id="rId55">
-        <w:r>
-          <w:rPr>
-            <w:lang w:val="ne_NP" w:bidi="ne_NP"/>
-          </w:rPr>
-          <w:rPr>
-            <w:color w:val="0000EE"/>
-            <w:u w:val="single"/>
-          </w:rPr>
-          <w:t>भजनसंग्रह ११:४</w:t>
-        </w:r>
-      </w:hyperlink>
+      <w:r>
+        <w:rPr>
+          <w:lang w:val="ne_NP" w:bidi="ne_NP"/>
+        </w:rPr>
+        <w:t>भजनसंग्रह ११:४</w:t>
+      </w:r>
       <w:r>
         <w:rPr>
           <w:lang w:val="ne_NP" w:bidi="ne_NP"/>
         </w:rPr>
         <w:t xml:space="preserve">; </w:t>
       </w:r>
-      <w:hyperlink r:id="rId56">
-        <w:r>
-          <w:rPr>
-            <w:lang w:val="ne_NP" w:bidi="ne_NP"/>
-          </w:rPr>
-          <w:rPr>
-            <w:color w:val="0000EE"/>
-            <w:u w:val="single"/>
-          </w:rPr>
-          <w:t>१२:१</w:t>
-        </w:r>
-      </w:hyperlink>
+      <w:r>
+        <w:rPr>
+          <w:lang w:val="ne_NP" w:bidi="ne_NP"/>
+        </w:rPr>
+        <w:t>१२:१</w:t>
+      </w:r>
       <w:r>
         <w:rPr>
           <w:lang w:val="ne_NP" w:bidi="ne_NP"/>
         </w:rPr>
         <w:t xml:space="preserve">; </w:t>
       </w:r>
-      <w:hyperlink r:id="rId57">
-        <w:r>
-          <w:rPr>
-            <w:lang w:val="ne_NP" w:bidi="ne_NP"/>
-          </w:rPr>
-          <w:rPr>
-            <w:color w:val="0000EE"/>
-            <w:u w:val="single"/>
-          </w:rPr>
-          <w:t>१४:२</w:t>
-        </w:r>
-      </w:hyperlink>
+      <w:r>
+        <w:rPr>
+          <w:lang w:val="ne_NP" w:bidi="ne_NP"/>
+        </w:rPr>
+        <w:t>१४:२</w:t>
+      </w:r>
       <w:r>
         <w:rPr>
           <w:lang w:val="ne_NP" w:bidi="ne_NP"/>
         </w:rPr>
         <w:t xml:space="preserve">; </w:t>
       </w:r>
-      <w:hyperlink r:id="rId58">
-        <w:r>
-          <w:rPr>
-            <w:lang w:val="ne_NP" w:bidi="ne_NP"/>
-          </w:rPr>
-          <w:rPr>
-            <w:color w:val="0000EE"/>
-            <w:u w:val="single"/>
-          </w:rPr>
-          <w:t>५३:२</w:t>
-        </w:r>
-      </w:hyperlink>
+      <w:r>
+        <w:rPr>
+          <w:lang w:val="ne_NP" w:bidi="ne_NP"/>
+        </w:rPr>
+        <w:t>५३:२</w:t>
+      </w:r>
       <w:r>
         <w:rPr>
           <w:lang w:val="ne_NP" w:bidi="ne_NP"/>
         </w:rPr>
         <w:t xml:space="preserve">; </w:t>
       </w:r>
-      <w:hyperlink r:id="rId59">
-        <w:r>
-          <w:rPr>
-            <w:lang w:val="ne_NP" w:bidi="ne_NP"/>
-          </w:rPr>
-          <w:rPr>
-            <w:color w:val="0000EE"/>
-            <w:u w:val="single"/>
-          </w:rPr>
-          <w:t>९०:३</w:t>
-        </w:r>
-      </w:hyperlink>
+      <w:r>
+        <w:rPr>
+          <w:lang w:val="ne_NP" w:bidi="ne_NP"/>
+        </w:rPr>
+        <w:t>९०:३</w:t>
+      </w:r>
       <w:r>
         <w:rPr>
           <w:lang w:val="ne_NP" w:bidi="ne_NP"/>
@@ -1302,198 +1008,132 @@
         </w:rPr>
         <w:t>उपदेशक</w:t>
       </w:r>
-      <w:hyperlink r:id="rId60">
-        <w:r>
-          <w:rPr>
-            <w:lang w:val="ne_NP" w:bidi="ne_NP"/>
-          </w:rPr>
-          <w:rPr>
-            <w:color w:val="0000EE"/>
-            <w:u w:val="single"/>
-          </w:rPr>
-          <w:t xml:space="preserve"> १:१३</w:t>
-        </w:r>
-      </w:hyperlink>
+      <w:r>
+        <w:rPr>
+          <w:lang w:val="ne_NP" w:bidi="ne_NP"/>
+        </w:rPr>
+        <w:t xml:space="preserve"> १:१३</w:t>
+      </w:r>
       <w:r>
         <w:rPr>
           <w:lang w:val="ne_NP" w:bidi="ne_NP"/>
         </w:rPr>
         <w:t xml:space="preserve">; </w:t>
       </w:r>
-      <w:hyperlink r:id="rId61">
-        <w:r>
-          <w:rPr>
-            <w:lang w:val="ne_NP" w:bidi="ne_NP"/>
-          </w:rPr>
-          <w:rPr>
-            <w:color w:val="0000EE"/>
-            <w:u w:val="single"/>
-          </w:rPr>
-          <w:t>२:३</w:t>
-        </w:r>
-      </w:hyperlink>
+      <w:r>
+        <w:rPr>
+          <w:lang w:val="ne_NP" w:bidi="ne_NP"/>
+        </w:rPr>
+        <w:t>२:३</w:t>
+      </w:r>
       <w:r>
         <w:rPr>
           <w:lang w:val="ne_NP" w:bidi="ne_NP"/>
         </w:rPr>
         <w:t>)। त्यो वाक्यांश, शाब्दिक रूपमा "आदमका छोराहरू", को अर्थ "मानिसहरू" वा "मानिसहरू" हो, र जब यो प्रयोग गरिन्छ, सम्पूर्ण मानव जातिलाई दृष्टिमा राखिन्छ। वास्तवमा, आदम शब्दको विश्वव्यापी मानवीय अर्थले पुरानो करारमा इस्राएलको राष्ट्रवादी आशा र यसको परमेश्वरभन्दा धेरै परको चिन्तालाई संकेत गर्दछ - पृथ्वीका सबै मानिसहरू र सबै राष्ट्रहरूका प्रभुप्रति (</w:t>
       </w:r>
-      <w:hyperlink r:id="rId62">
-        <w:r>
-          <w:rPr>
-            <w:lang w:val="ne_NP" w:bidi="ne_NP"/>
-          </w:rPr>
-          <w:rPr>
-            <w:color w:val="0000EE"/>
-            <w:u w:val="single"/>
-          </w:rPr>
-          <w:t>उत्पत्ति ९:५–७</w:t>
-        </w:r>
-      </w:hyperlink>
+      <w:r>
+        <w:rPr>
+          <w:lang w:val="ne_NP" w:bidi="ne_NP"/>
+        </w:rPr>
+        <w:t>उत्पत्ति ९:५–७</w:t>
+      </w:r>
       <w:r>
         <w:rPr>
           <w:lang w:val="ne_NP" w:bidi="ne_NP"/>
         </w:rPr>
         <w:t xml:space="preserve">; </w:t>
       </w:r>
-      <w:hyperlink r:id="rId63">
-        <w:r>
-          <w:rPr>
-            <w:lang w:val="ne_NP" w:bidi="ne_NP"/>
-          </w:rPr>
-          <w:rPr>
-            <w:color w:val="0000EE"/>
-            <w:u w:val="single"/>
-          </w:rPr>
-          <w:t>व्यवस्था ५:२४</w:t>
-        </w:r>
-      </w:hyperlink>
+      <w:r>
+        <w:rPr>
+          <w:lang w:val="ne_NP" w:bidi="ne_NP"/>
+        </w:rPr>
+        <w:t>व्यवस्था ५:२४</w:t>
+      </w:r>
       <w:r>
         <w:rPr>
           <w:lang w:val="ne_NP" w:bidi="ne_NP"/>
         </w:rPr>
         <w:t xml:space="preserve">; </w:t>
       </w:r>
-      <w:hyperlink r:id="rId64">
-        <w:r>
-          <w:rPr>
-            <w:lang w:val="ne_NP" w:bidi="ne_NP"/>
-          </w:rPr>
-          <w:rPr>
-            <w:color w:val="0000EE"/>
-            <w:u w:val="single"/>
-          </w:rPr>
-          <w:t>८:३</w:t>
-        </w:r>
-      </w:hyperlink>
+      <w:r>
+        <w:rPr>
+          <w:lang w:val="ne_NP" w:bidi="ne_NP"/>
+        </w:rPr>
+        <w:t>८:३</w:t>
+      </w:r>
       <w:r>
         <w:rPr>
           <w:lang w:val="ne_NP" w:bidi="ne_NP"/>
         </w:rPr>
         <w:t xml:space="preserve">; </w:t>
       </w:r>
-      <w:hyperlink r:id="rId65">
-        <w:r>
-          <w:rPr>
-            <w:lang w:val="ne_NP" w:bidi="ne_NP"/>
-          </w:rPr>
-          <w:rPr>
-            <w:color w:val="0000EE"/>
-            <w:u w:val="single"/>
-          </w:rPr>
-          <w:t>१ राजाहरू ८:३८–३९</w:t>
-        </w:r>
-      </w:hyperlink>
+      <w:r>
+        <w:rPr>
+          <w:lang w:val="ne_NP" w:bidi="ne_NP"/>
+        </w:rPr>
+        <w:t>१ राजाहरू ८:३८–३९</w:t>
+      </w:r>
       <w:r>
         <w:rPr>
           <w:lang w:val="ne_NP" w:bidi="ne_NP"/>
         </w:rPr>
         <w:t xml:space="preserve">; </w:t>
       </w:r>
-      <w:hyperlink r:id="rId66">
-        <w:r>
-          <w:rPr>
-            <w:lang w:val="ne_NP" w:bidi="ne_NP"/>
-          </w:rPr>
-          <w:rPr>
-            <w:color w:val="0000EE"/>
-            <w:u w:val="single"/>
-          </w:rPr>
-          <w:t>भजनसंग्रह ८:४</w:t>
-        </w:r>
-      </w:hyperlink>
+      <w:r>
+        <w:rPr>
+          <w:lang w:val="ne_NP" w:bidi="ne_NP"/>
+        </w:rPr>
+        <w:t>भजनसंग्रह ८:४</w:t>
+      </w:r>
       <w:r>
         <w:rPr>
           <w:lang w:val="ne_NP" w:bidi="ne_NP"/>
         </w:rPr>
         <w:t xml:space="preserve">; </w:t>
       </w:r>
-      <w:hyperlink r:id="rId67">
-        <w:r>
-          <w:rPr>
-            <w:lang w:val="ne_NP" w:bidi="ne_NP"/>
-          </w:rPr>
-          <w:rPr>
-            <w:color w:val="0000EE"/>
-            <w:u w:val="single"/>
-          </w:rPr>
-          <w:t>८९:४८</w:t>
-        </w:r>
-      </w:hyperlink>
+      <w:r>
+        <w:rPr>
+          <w:lang w:val="ne_NP" w:bidi="ne_NP"/>
+        </w:rPr>
+        <w:t>८९:४८</w:t>
+      </w:r>
       <w:r>
         <w:rPr>
           <w:lang w:val="ne_NP" w:bidi="ne_NP"/>
         </w:rPr>
         <w:t xml:space="preserve">; </w:t>
       </w:r>
-      <w:hyperlink r:id="rId68">
-        <w:r>
-          <w:rPr>
-            <w:lang w:val="ne_NP" w:bidi="ne_NP"/>
-          </w:rPr>
-          <w:rPr>
-            <w:color w:val="0000EE"/>
-            <w:u w:val="single"/>
-          </w:rPr>
-          <w:t>१०७:८–३१</w:t>
-        </w:r>
-      </w:hyperlink>
+      <w:r>
+        <w:rPr>
+          <w:lang w:val="ne_NP" w:bidi="ne_NP"/>
+        </w:rPr>
+        <w:t>१०७:८–३१</w:t>
+      </w:r>
       <w:r>
         <w:rPr>
           <w:lang w:val="ne_NP" w:bidi="ne_NP"/>
         </w:rPr>
         <w:t xml:space="preserve">; </w:t>
       </w:r>
-      <w:hyperlink r:id="rId69">
-        <w:r>
-          <w:rPr>
-            <w:lang w:val="ne_NP" w:bidi="ne_NP"/>
-          </w:rPr>
-          <w:rPr>
-            <w:color w:val="0000EE"/>
-            <w:u w:val="single"/>
-          </w:rPr>
-          <w:t>हितोपदेश १२:१४</w:t>
-        </w:r>
-      </w:hyperlink>
+      <w:r>
+        <w:rPr>
+          <w:lang w:val="ne_NP" w:bidi="ne_NP"/>
+        </w:rPr>
+        <w:t>हितोपदेश १२:१४</w:t>
+      </w:r>
       <w:r>
         <w:rPr>
           <w:lang w:val="ne_NP" w:bidi="ne_NP"/>
         </w:rPr>
         <w:t xml:space="preserve">; </w:t>
       </w:r>
-      <w:hyperlink r:id="rId70">
-        <w:r>
-          <w:rPr>
-            <w:lang w:val="ne_NP" w:bidi="ne_NP"/>
-          </w:rPr>
-          <w:rPr>
-            <w:color w:val="0000EE"/>
-            <w:u w:val="single"/>
-          </w:rPr>
-          <w:t>मीका ६:८</w:t>
-        </w:r>
-      </w:hyperlink>
+      <w:r>
+        <w:rPr>
+          <w:lang w:val="ne_NP" w:bidi="ne_NP"/>
+        </w:rPr>
+        <w:t>मीका ६:८</w:t>
+      </w:r>
       <w:r>
         <w:rPr>
           <w:lang w:val="ne_NP" w:bidi="ne_NP"/>
@@ -1514,96 +1154,60 @@
         </w:rPr>
         <w:t>त्यसोभए, पहिलो मानिसको नाम "आदम" वा "मानिस" राख्नु कुनै संयोग होइन। यो नामले आदमको बारेमा कुरा गर्नु भनेको कुनै न कुनै रूपमा सम्पूर्ण मानव जातिको बारेमा पनि कुरा गर्नु हो भन्ने कुरा बुझाउँछ। यस्तो प्रयोगलाई सम्भवतः हिब्रूहरू र अन्य नजिकका पूर्वी मानिसहरूलाई परिचित सामूहिक व्यक्तित्व र प्रतिनिधित्वको प्राचीन अवधारणा मार्फत राम्रोसँग बुझ्न सकिन्छ। आधुनिक सोचले व्यक्तिलाई जोड दिन्छ; सामाजिक समूह र सबै सामाजिक सम्बन्धहरूको अस्तित्वलाई व्यक्तिको अस्तित्व र इच्छाको लागि माध्यमिक र निर्भर मानिएको छ। हिब्रूहरूको बुझाइ एकदमै फरक थियो।व्यक्तिको छुट्टै व्यक्तित्वको कदर गरिए तापनि (</w:t>
       </w:r>
-      <w:hyperlink r:id="rId71">
-        <w:r>
-          <w:rPr>
-            <w:lang w:val="ne_NP" w:bidi="ne_NP"/>
-          </w:rPr>
-          <w:rPr>
-            <w:color w:val="0000EE"/>
-            <w:u w:val="single"/>
-          </w:rPr>
-          <w:t>यर्म ३१:२९–३०</w:t>
-        </w:r>
-      </w:hyperlink>
+      <w:r>
+        <w:rPr>
+          <w:lang w:val="ne_NP" w:bidi="ne_NP"/>
+        </w:rPr>
+        <w:t>यर्म ३१:२९–३०</w:t>
+      </w:r>
       <w:r>
         <w:rPr>
           <w:lang w:val="ne_NP" w:bidi="ne_NP"/>
         </w:rPr>
         <w:t xml:space="preserve">; </w:t>
       </w:r>
-      <w:hyperlink r:id="rId72">
-        <w:r>
-          <w:rPr>
-            <w:lang w:val="ne_NP" w:bidi="ne_NP"/>
-          </w:rPr>
-          <w:rPr>
-            <w:color w:val="0000EE"/>
-            <w:u w:val="single"/>
-          </w:rPr>
-          <w:t>यहेज १८:४</w:t>
-        </w:r>
-      </w:hyperlink>
+      <w:r>
+        <w:rPr>
+          <w:lang w:val="ne_NP" w:bidi="ne_NP"/>
+        </w:rPr>
+        <w:t>यहेज १८:४</w:t>
+      </w:r>
       <w:r>
         <w:rPr>
           <w:lang w:val="ne_NP" w:bidi="ne_NP"/>
         </w:rPr>
         <w:t>), सामाजिक समूह (परिवार, गोत्र, राष्ट्र) लाई आफ्नै सामूहिक पहिचान भएको एकल जीवको रूपमा हेर्ने बलियो प्रवृत्ति थियो। त्यसैगरी समूह प्रतिनिधिलाई समूहको सामूहिक व्यक्तित्वको अवतार वा अवतारको रूपमा हेरिन्थ्यो। प्रतिनिधि भित्र सामाजिक समूहका आवश्यक गुणहरू र विशेषताहरू यसरी बास गर्थे कि प्रतिनिधिका कार्यहरू र निर्णयहरू सम्पूर्ण समूहमा बाध्यकारी हुन्थे। यदि समूह परिवार थियो भने, बुबालाई प्रायः सामूहिक प्रतिनिधि मानिन्थ्यो; राम्रो वा नराम्रोका लागि उनको परिवार, र कहिलेकाहीँ उनका सन्तानहरूले, उनका कार्यहरूको परिणाम प्राप्त गर्थे (</w:t>
       </w:r>
-      <w:hyperlink r:id="rId73">
-        <w:r>
-          <w:rPr>
-            <w:lang w:val="ne_NP" w:bidi="ne_NP"/>
-          </w:rPr>
-          <w:rPr>
-            <w:color w:val="0000EE"/>
-            <w:u w:val="single"/>
-          </w:rPr>
-          <w:t>उत्पत्ति</w:t>
-        </w:r>
-      </w:hyperlink>
-      <w:hyperlink r:id="rId74">
-        <w:r>
-          <w:rPr>
-            <w:lang w:val="ne_NP" w:bidi="ne_NP"/>
-          </w:rPr>
-          <w:rPr>
-            <w:color w:val="0000EE"/>
-            <w:u w:val="single"/>
-          </w:rPr>
-          <w:t xml:space="preserve"> १७:१–८</w:t>
-        </w:r>
-      </w:hyperlink>
+      <w:r>
+        <w:rPr>
+          <w:lang w:val="ne_NP" w:bidi="ne_NP"/>
+        </w:rPr>
+        <w:t>उत्पत्ति</w:t>
+      </w:r>
+      <w:r>
+        <w:rPr>
+          <w:lang w:val="ne_NP" w:bidi="ne_NP"/>
+        </w:rPr>
+        <w:t xml:space="preserve"> १७:१–८</w:t>
+      </w:r>
       <w:r>
         <w:rPr>
           <w:lang w:val="ne_NP" w:bidi="ne_NP"/>
         </w:rPr>
         <w:t xml:space="preserve">; तुलना गर्नुहोस् </w:t>
       </w:r>
-      <w:hyperlink r:id="rId73">
-        <w:r>
-          <w:rPr>
-            <w:lang w:val="ne_NP" w:bidi="ne_NP"/>
-          </w:rPr>
-          <w:rPr>
-            <w:color w:val="0000EE"/>
-            <w:u w:val="single"/>
-          </w:rPr>
-          <w:t>उत्पत्ति</w:t>
-        </w:r>
-      </w:hyperlink>
-      <w:hyperlink r:id="rId75">
-        <w:r>
-          <w:rPr>
-            <w:lang w:val="ne_NP" w:bidi="ne_NP"/>
-          </w:rPr>
-          <w:rPr>
-            <w:color w:val="0000EE"/>
-            <w:u w:val="single"/>
-          </w:rPr>
-          <w:t xml:space="preserve"> २०:१–९, १८</w:t>
-        </w:r>
-      </w:hyperlink>
+      <w:r>
+        <w:rPr>
+          <w:lang w:val="ne_NP" w:bidi="ne_NP"/>
+        </w:rPr>
+        <w:t>उत्पत्ति</w:t>
+      </w:r>
+      <w:r>
+        <w:rPr>
+          <w:lang w:val="ne_NP" w:bidi="ne_NP"/>
+        </w:rPr>
+        <w:t xml:space="preserve"> २०:१–९, १८</w:t>
+      </w:r>
       <w:r>
         <w:rPr>
           <w:lang w:val="ne_NP" w:bidi="ne_NP"/>
@@ -1616,23 +1220,23 @@
         </w:rPr>
         <w:t>प्रस्थान</w:t>
       </w:r>
-      <w:hyperlink r:id="rId76">
-        <w:r>
-          <w:rPr>
-            <w:lang w:val="ne_NP" w:bidi="ne_NP"/>
-          </w:rPr>
-          <w:rPr>
-            <w:color w:val="0000EE"/>
-            <w:u w:val="single"/>
-          </w:rPr>
-          <w:t xml:space="preserve"> </w:t>
-        </w:r>
-      </w:hyperlink>
-      <w:r>
-        <w:rPr>
-          <w:lang w:val="ne_NP" w:bidi="ne_NP"/>
-        </w:rPr>
-        <w:t xml:space="preserve">२०:५–६; </w:t>
+      <w:r>
+        <w:rPr>
+          <w:lang w:val="ne_NP" w:bidi="ne_NP"/>
+        </w:rPr>
+        <w:t xml:space="preserve"> </w:t>
+      </w:r>
+      <w:r>
+        <w:rPr>
+          <w:lang w:val="ne_NP" w:bidi="ne_NP"/>
+        </w:rPr>
+        <w:t>२०:५–६</w:t>
+      </w:r>
+      <w:r>
+        <w:rPr>
+          <w:lang w:val="ne_NP" w:bidi="ne_NP"/>
+        </w:rPr>
+        <w:t xml:space="preserve">; </w:t>
       </w:r>
       <w:r>
         <w:rPr>
@@ -1640,18 +1244,12 @@
         </w:rPr>
         <w:t>यहोशू</w:t>
       </w:r>
-      <w:hyperlink r:id="rId77">
-        <w:r>
-          <w:rPr>
-            <w:lang w:val="ne_NP" w:bidi="ne_NP"/>
-          </w:rPr>
-          <w:rPr>
-            <w:color w:val="0000EE"/>
-            <w:u w:val="single"/>
-          </w:rPr>
-          <w:t xml:space="preserve"> ७:२४–२५</w:t>
-        </w:r>
-      </w:hyperlink>
+      <w:r>
+        <w:rPr>
+          <w:lang w:val="ne_NP" w:bidi="ne_NP"/>
+        </w:rPr>
+        <w:t xml:space="preserve"> ७:२४–२५</w:t>
+      </w:r>
       <w:r>
         <w:rPr>
           <w:lang w:val="ne_NP" w:bidi="ne_NP"/>
@@ -1664,18 +1262,12 @@
         </w:rPr>
         <w:t>रोमी</w:t>
       </w:r>
-      <w:hyperlink r:id="rId78">
-        <w:r>
-          <w:rPr>
-            <w:lang w:val="ne_NP" w:bidi="ne_NP"/>
-          </w:rPr>
-          <w:rPr>
-            <w:color w:val="0000EE"/>
-            <w:u w:val="single"/>
-          </w:rPr>
-          <w:t xml:space="preserve"> ११:२८</w:t>
-        </w:r>
-      </w:hyperlink>
+      <w:r>
+        <w:rPr>
+          <w:lang w:val="ne_NP" w:bidi="ne_NP"/>
+        </w:rPr>
+        <w:t xml:space="preserve"> ११:२८</w:t>
+      </w:r>
       <w:r>
         <w:rPr>
           <w:lang w:val="ne_NP" w:bidi="ne_NP"/>
@@ -1688,18 +1280,12 @@
         </w:rPr>
         <w:t>हिब्रू</w:t>
       </w:r>
-      <w:hyperlink r:id="rId79">
-        <w:r>
-          <w:rPr>
-            <w:lang w:val="ne_NP" w:bidi="ne_NP"/>
-          </w:rPr>
-          <w:rPr>
-            <w:color w:val="0000EE"/>
-            <w:u w:val="single"/>
-          </w:rPr>
-          <w:t xml:space="preserve"> ७:१–१०</w:t>
-        </w:r>
-      </w:hyperlink>
+      <w:r>
+        <w:rPr>
+          <w:lang w:val="ne_NP" w:bidi="ne_NP"/>
+        </w:rPr>
+        <w:t xml:space="preserve"> ७:१–१०</w:t>
+      </w:r>
       <w:r>
         <w:rPr>
           <w:lang w:val="ne_NP" w:bidi="ne_NP"/>
@@ -1720,126 +1306,84 @@
         </w:rPr>
         <w:t>मानव जातिको मूल मानिस र पिताको रूपमा, जसको स्वरूपमा सबै पछिल्ला पुस्ताहरू जन्मनेछन् (</w:t>
       </w:r>
-      <w:hyperlink r:id="rId80">
-        <w:r>
-          <w:rPr>
-            <w:lang w:val="ne_NP" w:bidi="ne_NP"/>
-          </w:rPr>
-          <w:rPr>
-            <w:color w:val="0000EE"/>
-            <w:u w:val="single"/>
-          </w:rPr>
-          <w:t>उत्पत्ति ५:३</w:t>
-        </w:r>
-      </w:hyperlink>
+      <w:r>
+        <w:rPr>
+          <w:lang w:val="ne_NP" w:bidi="ne_NP"/>
+        </w:rPr>
+        <w:t>उत्पत्ति ५:३</w:t>
+      </w:r>
       <w:r>
         <w:rPr>
           <w:lang w:val="ne_NP" w:bidi="ne_NP"/>
         </w:rPr>
         <w:t xml:space="preserve">), आदम मानवताको सामूहिक प्रतिनिधि थिए। सृष्टिको विवरणहरूले नै यस्तो धारणा दिन्छ कि </w:t>
       </w:r>
-      <w:hyperlink r:id="rId81">
-        <w:r>
-          <w:rPr>
-            <w:lang w:val="ne_NP" w:bidi="ne_NP"/>
-          </w:rPr>
-          <w:rPr>
-            <w:color w:val="0000EE"/>
-            <w:u w:val="single"/>
-          </w:rPr>
-          <w:t>उत्पत्ति १:२६–३०</w:t>
-        </w:r>
-      </w:hyperlink>
+      <w:r>
+        <w:rPr>
+          <w:lang w:val="ne_NP" w:bidi="ne_NP"/>
+        </w:rPr>
+        <w:t>उत्पत्ति १:२६–३०</w:t>
+      </w:r>
       <w:r>
         <w:rPr>
           <w:lang w:val="ne_NP" w:bidi="ne_NP"/>
         </w:rPr>
         <w:t xml:space="preserve"> (हेर्नुहोस् </w:t>
       </w:r>
-      <w:hyperlink r:id="rId73">
-        <w:r>
-          <w:rPr>
-            <w:lang w:val="ne_NP" w:bidi="ne_NP"/>
-          </w:rPr>
-          <w:rPr>
-            <w:color w:val="0000EE"/>
-            <w:u w:val="single"/>
-          </w:rPr>
-          <w:t>उत्पत्ति ९:१, ७</w:t>
-        </w:r>
-      </w:hyperlink>
+      <w:r>
+        <w:rPr>
+          <w:lang w:val="ne_NP" w:bidi="ne_NP"/>
+        </w:rPr>
+        <w:t>उत्पत्ति ९:१, ७</w:t>
+      </w:r>
       <w:r>
         <w:rPr>
           <w:lang w:val="ne_NP" w:bidi="ne_NP"/>
         </w:rPr>
         <w:t xml:space="preserve">; </w:t>
       </w:r>
-      <w:hyperlink r:id="rId82">
-        <w:r>
-          <w:rPr>
-            <w:lang w:val="ne_NP" w:bidi="ne_NP"/>
-          </w:rPr>
-          <w:rPr>
-            <w:color w:val="0000EE"/>
-            <w:u w:val="single"/>
-          </w:rPr>
-          <w:t>भजन ८:५–७</w:t>
-        </w:r>
-      </w:hyperlink>
+      <w:r>
+        <w:rPr>
+          <w:lang w:val="ne_NP" w:bidi="ne_NP"/>
+        </w:rPr>
+        <w:t>भजन ८:५–७</w:t>
+      </w:r>
       <w:r>
         <w:rPr>
           <w:lang w:val="ne_NP" w:bidi="ne_NP"/>
         </w:rPr>
         <w:t xml:space="preserve">; </w:t>
       </w:r>
-      <w:hyperlink r:id="rId83">
-        <w:r>
-          <w:rPr>
-            <w:lang w:val="ne_NP" w:bidi="ne_NP"/>
-          </w:rPr>
-          <w:rPr>
-            <w:color w:val="0000EE"/>
-            <w:u w:val="single"/>
-          </w:rPr>
-          <w:t>१०४:१४</w:t>
-        </w:r>
-      </w:hyperlink>
+      <w:r>
+        <w:rPr>
+          <w:lang w:val="ne_NP" w:bidi="ne_NP"/>
+        </w:rPr>
+        <w:t>१०४:१४</w:t>
+      </w:r>
       <w:r>
         <w:rPr>
           <w:lang w:val="ne_NP" w:bidi="ne_NP"/>
         </w:rPr>
         <w:t xml:space="preserve">) को आदेशहरू साथै </w:t>
       </w:r>
-      <w:hyperlink r:id="rId84">
-        <w:r>
-          <w:rPr>
-            <w:lang w:val="ne_NP" w:bidi="ne_NP"/>
-          </w:rPr>
-          <w:rPr>
-            <w:color w:val="0000EE"/>
-            <w:u w:val="single"/>
-          </w:rPr>
-          <w:t>उत्पत्ति ३:१६–१९</w:t>
-        </w:r>
-      </w:hyperlink>
+      <w:r>
+        <w:rPr>
+          <w:lang w:val="ne_NP" w:bidi="ne_NP"/>
+        </w:rPr>
+        <w:t>उत्पत्ति ३:१६–१९</w:t>
+      </w:r>
       <w:r>
         <w:rPr>
           <w:lang w:val="ne_NP" w:bidi="ne_NP"/>
         </w:rPr>
         <w:t xml:space="preserve"> (हेर्नुहोस् </w:t>
       </w:r>
-      <w:hyperlink r:id="rId59">
-        <w:r>
-          <w:rPr>
-            <w:lang w:val="ne_NP" w:bidi="ne_NP"/>
-          </w:rPr>
-          <w:rPr>
-            <w:color w:val="0000EE"/>
-            <w:u w:val="single"/>
-          </w:rPr>
-          <w:t>भजन ९०:३</w:t>
-        </w:r>
-      </w:hyperlink>
+      <w:r>
+        <w:rPr>
+          <w:lang w:val="ne_NP" w:bidi="ne_NP"/>
+        </w:rPr>
+        <w:t>भजन ९०:३</w:t>
+      </w:r>
       <w:r>
         <w:rPr>
           <w:lang w:val="ne_NP" w:bidi="ne_NP"/>
@@ -1852,54 +1396,36 @@
         </w:rPr>
         <w:t>उपदेशक</w:t>
       </w:r>
-      <w:hyperlink r:id="rId85">
-        <w:r>
-          <w:rPr>
-            <w:lang w:val="ne_NP" w:bidi="ne_NP"/>
-          </w:rPr>
-          <w:rPr>
-            <w:color w:val="0000EE"/>
-            <w:u w:val="single"/>
-          </w:rPr>
-          <w:t xml:space="preserve"> १२:७</w:t>
-        </w:r>
-      </w:hyperlink>
+      <w:r>
+        <w:rPr>
+          <w:lang w:val="ne_NP" w:bidi="ne_NP"/>
+        </w:rPr>
+        <w:t xml:space="preserve"> १२:७</w:t>
+      </w:r>
       <w:r>
         <w:rPr>
           <w:lang w:val="ne_NP" w:bidi="ne_NP"/>
         </w:rPr>
         <w:t xml:space="preserve">; </w:t>
       </w:r>
-      <w:hyperlink r:id="rId86">
-        <w:r>
-          <w:rPr>
-            <w:lang w:val="ne_NP" w:bidi="ne_NP"/>
-          </w:rPr>
-          <w:rPr>
-            <w:color w:val="0000EE"/>
-            <w:u w:val="single"/>
-          </w:rPr>
-          <w:t>यशैया १३:८</w:t>
-        </w:r>
-      </w:hyperlink>
+      <w:r>
+        <w:rPr>
+          <w:lang w:val="ne_NP" w:bidi="ne_NP"/>
+        </w:rPr>
+        <w:t>यशैया १३:८</w:t>
+      </w:r>
       <w:r>
         <w:rPr>
           <w:lang w:val="ne_NP" w:bidi="ne_NP"/>
         </w:rPr>
         <w:t xml:space="preserve">; </w:t>
       </w:r>
-      <w:hyperlink r:id="rId87">
-        <w:r>
-          <w:rPr>
-            <w:lang w:val="ne_NP" w:bidi="ne_NP"/>
-          </w:rPr>
-          <w:rPr>
-            <w:color w:val="0000EE"/>
-            <w:u w:val="single"/>
-          </w:rPr>
-          <w:t>२१:३</w:t>
-        </w:r>
-      </w:hyperlink>
+      <w:r>
+        <w:rPr>
+          <w:lang w:val="ne_NP" w:bidi="ne_NP"/>
+        </w:rPr>
+        <w:t>२१:३</w:t>
+      </w:r>
       <w:r>
         <w:rPr>
           <w:lang w:val="ne_NP" w:bidi="ne_NP"/>
@@ -1914,36 +1440,24 @@
           <w:lang w:val="ne_NP" w:bidi="ne_NP"/>
         </w:rPr>
       </w:r>
-      <w:hyperlink r:id="rId88">
-        <w:r>
-          <w:rPr>
-            <w:lang w:val="ne_NP" w:bidi="ne_NP"/>
-          </w:rPr>
-          <w:rPr>
-            <w:color w:val="0000EE"/>
-            <w:u w:val="single"/>
-          </w:rPr>
-          <w:t>रोमी ५:१२–२१</w:t>
-        </w:r>
-      </w:hyperlink>
+      <w:r>
+        <w:rPr>
+          <w:lang w:val="ne_NP" w:bidi="ne_NP"/>
+        </w:rPr>
+        <w:t>रोमी ५:१२–२१</w:t>
+      </w:r>
       <w:r>
         <w:rPr>
           <w:lang w:val="ne_NP" w:bidi="ne_NP"/>
         </w:rPr>
         <w:t xml:space="preserve"> मा प्रेरित पावलले आदमको अनाज्ञाकारिताले मानवजातिमा ल्याएको मृत्यु र निन्दालाई ख्रीष्टको आज्ञापालनद्वारा मानवजातिलाई दिइएको जीवन र धार्मिकतासँग तुलना गरेका छन्। अझ स्पष्ट रूपमा, </w:t>
       </w:r>
-      <w:hyperlink r:id="rId89">
-        <w:r>
-          <w:rPr>
-            <w:lang w:val="ne_NP" w:bidi="ne_NP"/>
-          </w:rPr>
-          <w:rPr>
-            <w:color w:val="0000EE"/>
-            <w:u w:val="single"/>
-          </w:rPr>
-          <w:t>१ कोरिन्थी १५:४५–५०</w:t>
-        </w:r>
-      </w:hyperlink>
+      <w:r>
+        <w:rPr>
+          <w:lang w:val="ne_NP" w:bidi="ne_NP"/>
+        </w:rPr>
+        <w:t>१ कोरिन्थी १५:४५–५०</w:t>
+      </w:r>
       <w:r>
         <w:rPr>
           <w:lang w:val="ne_NP" w:bidi="ne_NP"/>
@@ -1970,324 +1484,216 @@
         </w:rPr>
         <w:t>रोमी</w:t>
       </w:r>
-      <w:hyperlink r:id="rId90">
-        <w:r>
-          <w:rPr>
-            <w:lang w:val="ne_NP" w:bidi="ne_NP"/>
-          </w:rPr>
-          <w:rPr>
-            <w:color w:val="0000EE"/>
-            <w:u w:val="single"/>
-          </w:rPr>
-          <w:t xml:space="preserve"> ५:१२–१९</w:t>
-        </w:r>
-      </w:hyperlink>
+      <w:r>
+        <w:rPr>
+          <w:lang w:val="ne_NP" w:bidi="ne_NP"/>
+        </w:rPr>
+        <w:t xml:space="preserve"> ५:१२–१९</w:t>
+      </w:r>
       <w:r>
         <w:rPr>
           <w:lang w:val="ne_NP" w:bidi="ne_NP"/>
         </w:rPr>
         <w:t xml:space="preserve">; </w:t>
       </w:r>
-      <w:hyperlink r:id="rId91">
-        <w:r>
-          <w:rPr>
-            <w:lang w:val="ne_NP" w:bidi="ne_NP"/>
-          </w:rPr>
-          <w:rPr>
-            <w:color w:val="0000EE"/>
-            <w:u w:val="single"/>
-          </w:rPr>
-          <w:t>८:२०–२२</w:t>
-        </w:r>
-      </w:hyperlink>
+      <w:r>
+        <w:rPr>
+          <w:lang w:val="ne_NP" w:bidi="ne_NP"/>
+        </w:rPr>
+        <w:t>८:२०–२२</w:t>
+      </w:r>
       <w:r>
         <w:rPr>
           <w:lang w:val="ne_NP" w:bidi="ne_NP"/>
         </w:rPr>
         <w:t>)। तर जो विश्वासद्वारा ख्रीष्टमा समावेश हुन्छन्, तिनीहरू ख्रीष्टको "शरीर" बन्छन् (</w:t>
       </w:r>
-      <w:hyperlink r:id="rId92">
-        <w:r>
-          <w:rPr>
-            <w:lang w:val="ne_NP" w:bidi="ne_NP"/>
-          </w:rPr>
-          <w:rPr>
-            <w:color w:val="0000EE"/>
-            <w:u w:val="single"/>
-          </w:rPr>
-          <w:t>रोम १२:४–५</w:t>
-        </w:r>
-      </w:hyperlink>
+      <w:r>
+        <w:rPr>
+          <w:lang w:val="ne_NP" w:bidi="ne_NP"/>
+        </w:rPr>
+        <w:t>रोम १२:४–५</w:t>
+      </w:r>
       <w:r>
         <w:rPr>
           <w:lang w:val="ne_NP" w:bidi="ne_NP"/>
         </w:rPr>
         <w:t xml:space="preserve">; </w:t>
       </w:r>
-      <w:hyperlink r:id="rId93">
-        <w:r>
-          <w:rPr>
-            <w:lang w:val="ne_NP" w:bidi="ne_NP"/>
-          </w:rPr>
-          <w:rPr>
-            <w:color w:val="0000EE"/>
-            <w:u w:val="single"/>
-          </w:rPr>
-          <w:t>१ कोर १२:१२–१३, २७</w:t>
-        </w:r>
-      </w:hyperlink>
+      <w:r>
+        <w:rPr>
+          <w:lang w:val="ne_NP" w:bidi="ne_NP"/>
+        </w:rPr>
+        <w:t>१ कोर १२:१२–१३, २७</w:t>
+      </w:r>
       <w:r>
         <w:rPr>
           <w:lang w:val="ne_NP" w:bidi="ne_NP"/>
         </w:rPr>
         <w:t xml:space="preserve">; </w:t>
       </w:r>
-      <w:hyperlink r:id="rId94">
-        <w:r>
-          <w:rPr>
-            <w:lang w:val="ne_NP" w:bidi="ne_NP"/>
-          </w:rPr>
-          <w:rPr>
-            <w:color w:val="0000EE"/>
-            <w:u w:val="single"/>
-          </w:rPr>
-          <w:t>एफे १:२२–२३</w:t>
-        </w:r>
-      </w:hyperlink>
+      <w:r>
+        <w:rPr>
+          <w:lang w:val="ne_NP" w:bidi="ne_NP"/>
+        </w:rPr>
+        <w:t>एफे १:२२–२३</w:t>
+      </w:r>
       <w:r>
         <w:rPr>
           <w:lang w:val="ne_NP" w:bidi="ne_NP"/>
         </w:rPr>
         <w:t xml:space="preserve">; </w:t>
       </w:r>
-      <w:hyperlink r:id="rId95">
-        <w:r>
-          <w:rPr>
-            <w:lang w:val="ne_NP" w:bidi="ne_NP"/>
-          </w:rPr>
-          <w:rPr>
-            <w:color w:val="0000EE"/>
-            <w:u w:val="single"/>
-          </w:rPr>
-          <w:t>कल १:१८</w:t>
-        </w:r>
-      </w:hyperlink>
+      <w:r>
+        <w:rPr>
+          <w:lang w:val="ne_NP" w:bidi="ne_NP"/>
+        </w:rPr>
+        <w:t>कल १:१८</w:t>
+      </w:r>
       <w:r>
         <w:rPr>
           <w:lang w:val="ne_NP" w:bidi="ne_NP"/>
         </w:rPr>
         <w:t>); तिनीहरू ख्रीष्टको स्वरूपमा पुन: निर्माण गरिएका छन् (</w:t>
       </w:r>
-      <w:hyperlink r:id="rId96">
-        <w:r>
-          <w:rPr>
-            <w:lang w:val="ne_NP" w:bidi="ne_NP"/>
-          </w:rPr>
-          <w:rPr>
-            <w:color w:val="0000EE"/>
-            <w:u w:val="single"/>
-          </w:rPr>
-          <w:t>रोम ८:२९</w:t>
-        </w:r>
-      </w:hyperlink>
+      <w:r>
+        <w:rPr>
+          <w:lang w:val="ne_NP" w:bidi="ne_NP"/>
+        </w:rPr>
+        <w:t>रोम ८:२९</w:t>
+      </w:r>
       <w:r>
         <w:rPr>
           <w:lang w:val="ne_NP" w:bidi="ne_NP"/>
         </w:rPr>
         <w:t xml:space="preserve">; </w:t>
       </w:r>
-      <w:hyperlink r:id="rId97">
-        <w:r>
-          <w:rPr>
-            <w:lang w:val="ne_NP" w:bidi="ne_NP"/>
-          </w:rPr>
-          <w:rPr>
-            <w:color w:val="0000EE"/>
-            <w:u w:val="single"/>
-          </w:rPr>
-          <w:t>१ कोर १५:४९</w:t>
-        </w:r>
-      </w:hyperlink>
+      <w:r>
+        <w:rPr>
+          <w:lang w:val="ne_NP" w:bidi="ne_NP"/>
+        </w:rPr>
+        <w:t>१ कोर १५:४९</w:t>
+      </w:r>
       <w:r>
         <w:rPr>
           <w:lang w:val="ne_NP" w:bidi="ne_NP"/>
         </w:rPr>
         <w:t xml:space="preserve">; </w:t>
       </w:r>
-      <w:hyperlink r:id="rId98">
-        <w:r>
-          <w:rPr>
-            <w:lang w:val="ne_NP" w:bidi="ne_NP"/>
-          </w:rPr>
-          <w:rPr>
-            <w:color w:val="0000EE"/>
-            <w:u w:val="single"/>
-          </w:rPr>
-          <w:t>२ कोर ३:१८</w:t>
-        </w:r>
-      </w:hyperlink>
+      <w:r>
+        <w:rPr>
+          <w:lang w:val="ne_NP" w:bidi="ne_NP"/>
+        </w:rPr>
+        <w:t>२ कोर ३:१८</w:t>
+      </w:r>
       <w:r>
         <w:rPr>
           <w:lang w:val="ne_NP" w:bidi="ne_NP"/>
         </w:rPr>
         <w:t>); तिनीहरू एक "नयाँ मानिस" बन्छन् (</w:t>
       </w:r>
-      <w:hyperlink r:id="rId99">
-        <w:r>
-          <w:rPr>
-            <w:lang w:val="ne_NP" w:bidi="ne_NP"/>
-          </w:rPr>
-          <w:rPr>
-            <w:color w:val="0000EE"/>
-            <w:u w:val="single"/>
-          </w:rPr>
-          <w:t>एफे २:१५</w:t>
-        </w:r>
-      </w:hyperlink>
+      <w:r>
+        <w:rPr>
+          <w:lang w:val="ne_NP" w:bidi="ne_NP"/>
+        </w:rPr>
+        <w:t>एफे २:१५</w:t>
+      </w:r>
       <w:r>
         <w:rPr>
           <w:lang w:val="ne_NP" w:bidi="ne_NP"/>
         </w:rPr>
         <w:t xml:space="preserve">; </w:t>
       </w:r>
-      <w:hyperlink r:id="rId100">
-        <w:r>
-          <w:rPr>
-            <w:lang w:val="ne_NP" w:bidi="ne_NP"/>
-          </w:rPr>
-          <w:rPr>
-            <w:color w:val="0000EE"/>
-            <w:u w:val="single"/>
-          </w:rPr>
-          <w:t>४:२४</w:t>
-        </w:r>
-      </w:hyperlink>
+      <w:r>
+        <w:rPr>
+          <w:lang w:val="ne_NP" w:bidi="ne_NP"/>
+        </w:rPr>
+        <w:t>४:२४</w:t>
+      </w:r>
       <w:r>
         <w:rPr>
           <w:lang w:val="ne_NP" w:bidi="ne_NP"/>
         </w:rPr>
         <w:t xml:space="preserve">; </w:t>
       </w:r>
-      <w:hyperlink r:id="rId101">
-        <w:r>
-          <w:rPr>
-            <w:lang w:val="ne_NP" w:bidi="ne_NP"/>
-          </w:rPr>
-          <w:rPr>
-            <w:color w:val="0000EE"/>
-            <w:u w:val="single"/>
-          </w:rPr>
-          <w:t>कल ३:९–१०</w:t>
-        </w:r>
-      </w:hyperlink>
+      <w:r>
+        <w:rPr>
+          <w:lang w:val="ne_NP" w:bidi="ne_NP"/>
+        </w:rPr>
+        <w:t>कल ३:९–१०</w:t>
+      </w:r>
       <w:r>
         <w:rPr>
           <w:lang w:val="ne_NP" w:bidi="ne_NP"/>
         </w:rPr>
         <w:t>, kjv); र तिनीहरू नयाँ सृष्टिमा सहभागी हुन्छन् (</w:t>
       </w:r>
-      <w:hyperlink r:id="rId102">
-        <w:r>
-          <w:rPr>
-            <w:lang w:val="ne_NP" w:bidi="ne_NP"/>
-          </w:rPr>
-          <w:rPr>
-            <w:color w:val="0000EE"/>
-            <w:u w:val="single"/>
-          </w:rPr>
-          <w:t>२ कोर ५:१७</w:t>
-        </w:r>
-      </w:hyperlink>
+      <w:r>
+        <w:rPr>
+          <w:lang w:val="ne_NP" w:bidi="ne_NP"/>
+        </w:rPr>
+        <w:t>२ कोर ५:१७</w:t>
+      </w:r>
       <w:r>
         <w:rPr>
           <w:lang w:val="ne_NP" w:bidi="ne_NP"/>
         </w:rPr>
         <w:t xml:space="preserve">; </w:t>
       </w:r>
-      <w:hyperlink r:id="rId103">
-        <w:r>
-          <w:rPr>
-            <w:lang w:val="ne_NP" w:bidi="ne_NP"/>
-          </w:rPr>
-          <w:rPr>
-            <w:color w:val="0000EE"/>
-            <w:u w:val="single"/>
-          </w:rPr>
-          <w:t>गल ६:१५</w:t>
-        </w:r>
-      </w:hyperlink>
+      <w:r>
+        <w:rPr>
+          <w:lang w:val="ne_NP" w:bidi="ne_NP"/>
+        </w:rPr>
+        <w:t>गल ६:१५</w:t>
+      </w:r>
       <w:r>
         <w:rPr>
           <w:lang w:val="ne_NP" w:bidi="ne_NP"/>
         </w:rPr>
         <w:t>)। आदमले खडा गरेका पुराना अवरोधहरू ख्रीष्टद्वारा हटाइएका छन् (</w:t>
       </w:r>
-      <w:hyperlink r:id="rId104">
-        <w:r>
-          <w:rPr>
-            <w:lang w:val="ne_NP" w:bidi="ne_NP"/>
-          </w:rPr>
-          <w:rPr>
-            <w:color w:val="0000EE"/>
-            <w:u w:val="single"/>
-          </w:rPr>
-          <w:t>रोम ५:१</w:t>
-        </w:r>
-      </w:hyperlink>
+      <w:r>
+        <w:rPr>
+          <w:lang w:val="ne_NP" w:bidi="ne_NP"/>
+        </w:rPr>
+        <w:t>रोम ५:१</w:t>
+      </w:r>
       <w:r>
         <w:rPr>
           <w:lang w:val="ne_NP" w:bidi="ne_NP"/>
         </w:rPr>
         <w:t xml:space="preserve">; </w:t>
       </w:r>
-      <w:hyperlink r:id="rId105">
-        <w:r>
-          <w:rPr>
-            <w:lang w:val="ne_NP" w:bidi="ne_NP"/>
-          </w:rPr>
-          <w:rPr>
-            <w:color w:val="0000EE"/>
-            <w:u w:val="single"/>
-          </w:rPr>
-          <w:t>२ कोर ५:१९</w:t>
-        </w:r>
-      </w:hyperlink>
+      <w:r>
+        <w:rPr>
+          <w:lang w:val="ne_NP" w:bidi="ne_NP"/>
+        </w:rPr>
+        <w:t>२ कोर ५:१९</w:t>
+      </w:r>
       <w:r>
         <w:rPr>
           <w:lang w:val="ne_NP" w:bidi="ne_NP"/>
         </w:rPr>
         <w:t xml:space="preserve">; </w:t>
       </w:r>
-      <w:hyperlink r:id="rId106">
-        <w:r>
-          <w:rPr>
-            <w:lang w:val="ne_NP" w:bidi="ne_NP"/>
-          </w:rPr>
-          <w:rPr>
-            <w:color w:val="0000EE"/>
-            <w:u w:val="single"/>
-          </w:rPr>
-          <w:t>गल ३:२७–२८</w:t>
-        </w:r>
-      </w:hyperlink>
+      <w:r>
+        <w:rPr>
+          <w:lang w:val="ne_NP" w:bidi="ne_NP"/>
+        </w:rPr>
+        <w:t>गल ३:२७–२८</w:t>
+      </w:r>
       <w:r>
         <w:rPr>
           <w:lang w:val="ne_NP" w:bidi="ne_NP"/>
         </w:rPr>
         <w:t xml:space="preserve">; </w:t>
       </w:r>
-      <w:hyperlink r:id="rId107">
-        <w:r>
-          <w:rPr>
-            <w:lang w:val="ne_NP" w:bidi="ne_NP"/>
-          </w:rPr>
-          <w:rPr>
-            <w:color w:val="0000EE"/>
-            <w:u w:val="single"/>
-          </w:rPr>
-          <w:t>एफे २:१४–१६</w:t>
-        </w:r>
-      </w:hyperlink>
+      <w:r>
+        <w:rPr>
+          <w:lang w:val="ne_NP" w:bidi="ne_NP"/>
+        </w:rPr>
+        <w:t>एफे २:१४–१६</w:t>
+      </w:r>
       <w:r>
         <w:rPr>
           <w:lang w:val="ne_NP" w:bidi="ne_NP"/>
@@ -2424,36 +1830,24 @@
         </w:rPr>
         <w:t>का दुई पत्नीहरूमध्ये एक र उनका दुई छोराहरू, याबाल र युबालकी आमा हुन् (</w:t>
       </w:r>
-      <w:hyperlink r:id="rId108">
-        <w:r>
-          <w:rPr>
-            <w:lang w:val="ne_NP" w:bidi="ne_NP"/>
-          </w:rPr>
-          <w:rPr>
-            <w:color w:val="0000EE"/>
-            <w:u w:val="single"/>
-          </w:rPr>
-          <w:t>उत्पत्ति ४:१९</w:t>
-        </w:r>
-      </w:hyperlink>
+      <w:r>
+        <w:rPr>
+          <w:lang w:val="ne_NP" w:bidi="ne_NP"/>
+        </w:rPr>
+        <w:t>उत्पत्ति ४:१९</w:t>
+      </w:r>
       <w:r>
         <w:rPr>
           <w:lang w:val="ne_NP" w:bidi="ne_NP"/>
         </w:rPr>
         <w:t>–</w:t>
       </w:r>
-      <w:hyperlink r:id="rId108">
-        <w:r>
-          <w:rPr>
-            <w:lang w:val="ne_NP" w:bidi="ne_NP"/>
-          </w:rPr>
-          <w:rPr>
-            <w:color w:val="0000EE"/>
-            <w:u w:val="single"/>
-          </w:rPr>
-          <w:t>२१, २३</w:t>
-        </w:r>
-      </w:hyperlink>
+      <w:r>
+        <w:rPr>
+          <w:lang w:val="ne_NP" w:bidi="ne_NP"/>
+        </w:rPr>
+        <w:t>२१, २३</w:t>
+      </w:r>
       <w:r>
         <w:rPr>
           <w:lang w:val="ne_NP" w:bidi="ne_NP"/>
@@ -2478,36 +1872,24 @@
         </w:rPr>
         <w:t>एसावको पहिलो पत्नी, हित्ती एलोनकी छोरी र एलीपजकी आमा हुन् (</w:t>
       </w:r>
-      <w:hyperlink r:id="rId109">
-        <w:r>
-          <w:rPr>
-            <w:lang w:val="ne_NP" w:bidi="ne_NP"/>
-          </w:rPr>
-          <w:rPr>
-            <w:color w:val="0000EE"/>
-            <w:u w:val="single"/>
-          </w:rPr>
-          <w:t>उत्पत्ति ३६:२</w:t>
-        </w:r>
-      </w:hyperlink>
+      <w:r>
+        <w:rPr>
+          <w:lang w:val="ne_NP" w:bidi="ne_NP"/>
+        </w:rPr>
+        <w:t>उत्पत्ति ३६:२</w:t>
+      </w:r>
       <w:r>
         <w:rPr>
           <w:lang w:val="ne_NP" w:bidi="ne_NP"/>
         </w:rPr>
         <w:t>–</w:t>
       </w:r>
-      <w:hyperlink r:id="rId109">
-        <w:r>
-          <w:rPr>
-            <w:lang w:val="ne_NP" w:bidi="ne_NP"/>
-          </w:rPr>
-          <w:rPr>
-            <w:color w:val="0000EE"/>
-            <w:u w:val="single"/>
-          </w:rPr>
-          <w:t>१६</w:t>
-        </w:r>
-      </w:hyperlink>
+      <w:r>
+        <w:rPr>
+          <w:lang w:val="ne_NP" w:bidi="ne_NP"/>
+        </w:rPr>
+        <w:t>१६</w:t>
+      </w:r>
       <w:r>
         <w:rPr>
           <w:lang w:val="ne_NP" w:bidi="ne_NP"/>
@@ -2562,36 +1944,24 @@
         </w:rPr>
         <w:t>मिद्यानका छोराहरू मध्ये एक थिय। मिद्यान अब्राहामकी उपपत्नी कतूराबाट जन्मेका छोरा थिए (</w:t>
       </w:r>
-      <w:hyperlink r:id="rId110">
-        <w:r>
-          <w:rPr>
-            <w:lang w:val="ne_NP" w:bidi="ne_NP"/>
-          </w:rPr>
-          <w:rPr>
-            <w:color w:val="0000EE"/>
-            <w:u w:val="single"/>
-          </w:rPr>
-          <w:t>उत्पत्ति २५:२, ४</w:t>
-        </w:r>
-      </w:hyperlink>
+      <w:r>
+        <w:rPr>
+          <w:lang w:val="ne_NP" w:bidi="ne_NP"/>
+        </w:rPr>
+        <w:t>उत्पत्ति २५:२, ४</w:t>
+      </w:r>
       <w:r>
         <w:rPr>
           <w:lang w:val="ne_NP" w:bidi="ne_NP"/>
         </w:rPr>
         <w:t xml:space="preserve">; </w:t>
       </w:r>
-      <w:hyperlink r:id="rId111">
-        <w:r>
-          <w:rPr>
-            <w:lang w:val="ne_NP" w:bidi="ne_NP"/>
-          </w:rPr>
-          <w:rPr>
-            <w:color w:val="0000EE"/>
-            <w:u w:val="single"/>
-          </w:rPr>
-          <w:t>१ इतिहास १:३३</w:t>
-        </w:r>
-      </w:hyperlink>
+      <w:r>
+        <w:rPr>
+          <w:lang w:val="ne_NP" w:bidi="ne_NP"/>
+        </w:rPr>
+        <w:t>१ इतिहास १:३३</w:t>
+      </w:r>
       <w:r>
         <w:rPr>
           <w:lang w:val="ne_NP" w:bidi="ne_NP"/>
